--- a/PREDICT_technician_prior_form_EN.docx
+++ b/PREDICT_technician_prior_form_EN.docx
@@ -454,10 +454,10 @@
         <w:rPr>
           <w:b/>
         </w:rPr>
-        <w:t>How sure are you?</w:t>
+        <w:t>How sure are you about the direction?</w:t>
       </w:r>
       <w:r>
-        <w:t xml:space="preserve"> 50 %: like tossing a coin. 90 %: nine times out of ten. 99 %: almost certain.</w:t>
+        <w:t xml:space="preserve"> We are not asking about the proportion of patients but how sure you are that this is really the direction, and not the opposite. 50 %: you cannot tell. 90 %: if you answered ten such questions this way, you would be right nine times. 99 %: almost certain.</w:t>
       </w:r>
     </w:p>
     <w:p>
@@ -484,10 +484,10 @@
         <w:rPr>
           <w:b/>
         </w:rPr>
-        <w:t>At least and at most.</w:t>
+        <w:t>Where could the truth lie?</w:t>
       </w:r>
       <w:r>
-        <w:t xml:space="preserve"> How large could this difference be at the least and at the most? Give limits outside which you would be very surprised.</w:t>
+        <w:t xml:space="preserve"> For both numbers also give a lower and an upper limit such that in nineteen out of twenty similar estimates the true proportion would fall within them. If you cannot estimate the size, tick the “cannot estimate” box; that is a valuable answer too.</w:t>
       </w:r>
     </w:p>
     <w:p>
@@ -530,6 +530,325 @@
         <w:pStyle w:val="Heading1"/>
       </w:pPr>
       <w:r>
+        <w:t>Before you start: how do we put numbers on things we are not sure about?</w:t>
+      </w:r>
+    </w:p>
+    <w:p>
+      <w:r>
+        <w:rPr>
+          <w:b w:val="0"/>
+          <w:i/>
+          <w:color w:val="52514E"/>
+        </w:rPr>
+        <w:t>The questionnaire asks something unusual: numbers about things nobody knows exactly. This short preparation and three practice questions help make sure your numbers mean what you think. The practice answers are not evaluated; they only give you feedback.</w:t>
+      </w:r>
+    </w:p>
+    <w:p>
+      <w:pPr>
+        <w:pStyle w:val="Heading2"/>
+      </w:pPr>
+      <w:r>
+        <w:t>There are two kinds of uncertainty, and we ask about them separately</w:t>
+      </w:r>
+    </w:p>
+    <w:p>
+      <w:r>
+        <w:rPr>
+          <w:b w:val="0"/>
+          <w:i w:val="0"/>
+        </w:rPr>
+        <w:t>One is the difference between patients: of a hundred patients, not everyone will have a successful denture even if their features are the same. This is what the “how many out of a hundred” number expresses. The other is the uncertainty of your own knowledge: you cannot know exactly whether that number is 60 or 75. This is what the lower and upper limits express. The two are not the same: one can be sure that a feature matters little and unsure about the exact proportion.</w:t>
+      </w:r>
+    </w:p>
+    <w:p>
+      <w:pPr>
+        <w:pStyle w:val="Heading2"/>
+      </w:pPr>
+      <w:r>
+        <w:t>What does a limit mean?</w:t>
+      </w:r>
+    </w:p>
+    <w:p>
+      <w:r>
+        <w:rPr>
+          <w:b w:val="0"/>
+          <w:i w:val="0"/>
+        </w:rPr>
+        <w:t>Give the lower and upper limit so that in nineteen out of twenty similar estimates the truth falls between them. If the truth is only rarely between your limits, the limits are too narrow. Experience shows that most experts are too sure at first and give too narrow a band; it is worth making the limits a little wider than feels natural at first.</w:t>
+      </w:r>
+    </w:p>
+    <w:p>
+      <w:pPr>
+        <w:pStyle w:val="Heading2"/>
+      </w:pPr>
+      <w:r>
+        <w:t>What does “90 % sure about the direction” mean?</w:t>
+      </w:r>
+    </w:p>
+    <w:p>
+      <w:r>
+        <w:rPr>
+          <w:b w:val="0"/>
+          <w:i w:val="0"/>
+        </w:rPr>
+        <w:t>Not that it is so in 90 % of patients. It means: if you said in ten such questions that this is the direction, you would be right nine times and wrong once. 50 % means you cannot tell which direction is true; 99 % means you would be very surprised if the opposite turned out to be the case.</w:t>
+      </w:r>
+    </w:p>
+    <w:p>
+      <w:pPr>
+        <w:pStyle w:val="Heading2"/>
+      </w:pPr>
+      <w:r>
+        <w:t>Worked example</w:t>
+      </w:r>
+    </w:p>
+    <w:p>
+      <w:pPr>
+        <w:spacing w:after="120"/>
+      </w:pPr>
+      <w:r>
+        <w:rPr>
+          <w:b w:val="0"/>
+          <w:i w:val="0"/>
+        </w:rPr>
+        <w:t>Feature: height of the upper ridge. A colleague thinks the low ridge is worse and is 90 % sure. Of a hundred patients with a high ridge, 85 will have a successful denture in her view; the true proportion could be at least 75 and at most 92. Of a hundred with a low ridge, 60; at least 45 and at most 72. The most likely numbers are thus 85 and 60, and the bands show how sure she is about each proportion.</w:t>
+      </w:r>
+    </w:p>
+    <w:p>
+      <w:pPr>
+        <w:pStyle w:val="Heading2"/>
+      </w:pPr>
+      <w:r>
+        <w:t>Three practice questions</w:t>
+      </w:r>
+    </w:p>
+    <w:p>
+      <w:r>
+        <w:rPr>
+          <w:b w:val="0"/>
+          <w:i w:val="0"/>
+        </w:rPr>
+        <w:t>For each question give a most likely value and a lower and upper limit such that in nineteen out of twenty such questions the true value would fall between them. Do not look it up; the exercise is exactly about uncertain knowledge. Then check whether the truth was inside.</w:t>
+      </w:r>
+    </w:p>
+    <w:tbl>
+      <w:tblPr>
+        <w:tblStyle w:val="TableGrid"/>
+        <w:tblW w:type="auto" w:w="0"/>
+        <w:jc w:val="center"/>
+        <w:tblLook w:firstColumn="1" w:firstRow="1" w:lastColumn="0" w:lastRow="0" w:noHBand="0" w:noVBand="1" w:val="04A0"/>
+      </w:tblPr>
+      <w:tblGrid>
+        <w:gridCol w:w="4933"/>
+        <w:gridCol w:w="4933"/>
+      </w:tblGrid>
+      <w:tr>
+        <w:tc>
+          <w:tcPr>
+            <w:tcW w:type="dxa" w:w="2835"/>
+            <w:shd w:val="clear" w:color="auto" w:fill="F2F2F0"/>
+          </w:tcPr>
+          <w:p>
+            <w:pPr>
+              <w:spacing w:after="20"/>
+            </w:pPr>
+            <w:r/>
+            <w:r>
+              <w:rPr>
+                <w:b/>
+                <w:i w:val="0"/>
+                <w:sz w:val="20"/>
+              </w:rPr>
+              <w:t>1. How many kilometres is the road distance from Budapest to Vienna?</w:t>
+            </w:r>
+          </w:p>
+        </w:tc>
+        <w:tc>
+          <w:tcPr>
+            <w:tcW w:type="dxa" w:w="7030"/>
+          </w:tcPr>
+          <w:p>
+            <w:pPr>
+              <w:spacing w:after="20"/>
+            </w:pPr>
+            <w:r/>
+            <w:r>
+              <w:rPr>
+                <w:b w:val="0"/>
+                <w:i w:val="0"/>
+                <w:sz w:val="21"/>
+              </w:rPr>
+              <w:t>at least ______   most likely ______   at most ______   km</w:t>
+            </w:r>
+          </w:p>
+        </w:tc>
+      </w:tr>
+      <w:tr>
+        <w:tc>
+          <w:tcPr>
+            <w:tcW w:type="dxa" w:w="2835"/>
+            <w:shd w:val="clear" w:color="auto" w:fill="F2F2F0"/>
+          </w:tcPr>
+          <w:p>
+            <w:pPr>
+              <w:spacing w:after="20"/>
+            </w:pPr>
+            <w:r/>
+            <w:r>
+              <w:rPr>
+                <w:b/>
+                <w:i w:val="0"/>
+                <w:sz w:val="20"/>
+              </w:rPr>
+              <w:t>2. How old was Ignaz Semmelweis when he died?</w:t>
+            </w:r>
+          </w:p>
+        </w:tc>
+        <w:tc>
+          <w:tcPr>
+            <w:tcW w:type="dxa" w:w="7030"/>
+          </w:tcPr>
+          <w:p>
+            <w:pPr>
+              <w:spacing w:after="20"/>
+            </w:pPr>
+            <w:r/>
+            <w:r>
+              <w:rPr>
+                <w:b w:val="0"/>
+                <w:i w:val="0"/>
+                <w:sz w:val="21"/>
+              </w:rPr>
+              <w:t>at least ______   most likely ______   at most ______   years</w:t>
+            </w:r>
+          </w:p>
+        </w:tc>
+      </w:tr>
+      <w:tr>
+        <w:tc>
+          <w:tcPr>
+            <w:tcW w:type="dxa" w:w="2835"/>
+            <w:shd w:val="clear" w:color="auto" w:fill="F2F2F0"/>
+          </w:tcPr>
+          <w:p>
+            <w:pPr>
+              <w:spacing w:after="20"/>
+            </w:pPr>
+            <w:r/>
+            <w:r>
+              <w:rPr>
+                <w:b/>
+                <w:i w:val="0"/>
+                <w:sz w:val="20"/>
+              </w:rPr>
+              <w:t>3. Of a hundred people in Hungary, how many are 65 or older?</w:t>
+            </w:r>
+          </w:p>
+        </w:tc>
+        <w:tc>
+          <w:tcPr>
+            <w:tcW w:type="dxa" w:w="7030"/>
+          </w:tcPr>
+          <w:p>
+            <w:pPr>
+              <w:spacing w:after="20"/>
+            </w:pPr>
+            <w:r/>
+            <w:r>
+              <w:rPr>
+                <w:b w:val="0"/>
+                <w:i w:val="0"/>
+                <w:sz w:val="21"/>
+              </w:rPr>
+              <w:t>at least ______   most likely ______   at most ______   in a hundred</w:t>
+            </w:r>
+          </w:p>
+        </w:tc>
+      </w:tr>
+      <w:tr>
+        <w:tc>
+          <w:tcPr>
+            <w:tcW w:type="dxa" w:w="2835"/>
+            <w:shd w:val="clear" w:color="auto" w:fill="F2F2F0"/>
+          </w:tcPr>
+          <w:p>
+            <w:pPr>
+              <w:spacing w:after="20"/>
+            </w:pPr>
+            <w:r/>
+            <w:r>
+              <w:rPr>
+                <w:b/>
+                <w:i w:val="0"/>
+                <w:sz w:val="20"/>
+              </w:rPr>
+              <w:t>Which river is longer, the Danube or the Rhine? And how sure are you?</w:t>
+            </w:r>
+          </w:p>
+        </w:tc>
+        <w:tc>
+          <w:tcPr>
+            <w:tcW w:type="dxa" w:w="7030"/>
+          </w:tcPr>
+          <w:p>
+            <w:pPr>
+              <w:spacing w:after="20"/>
+            </w:pPr>
+            <w:r/>
+            <w:r>
+              <w:rPr>
+                <w:b w:val="0"/>
+                <w:i w:val="0"/>
+                <w:sz w:val="21"/>
+              </w:rPr>
+              <w:t>☐ the Danube   ☐ the Rhine</w:t>
+            </w:r>
+          </w:p>
+          <w:p>
+            <w:pPr>
+              <w:spacing w:after="20"/>
+            </w:pPr>
+            <w:r>
+              <w:rPr>
+                <w:b w:val="0"/>
+                <w:i w:val="0"/>
+                <w:sz w:val="21"/>
+              </w:rPr>
+              <w:t>50 %   ·   60 %   ·   70 %   ·   80 %   ·   90 %   ·   95 %   ·   99 %      (circle one)</w:t>
+            </w:r>
+          </w:p>
+        </w:tc>
+      </w:tr>
+    </w:tbl>
+    <w:p>
+      <w:pPr>
+        <w:spacing w:after="40"/>
+      </w:pPr>
+    </w:p>
+    <w:p>
+      <w:pPr>
+        <w:spacing w:after="120"/>
+      </w:pPr>
+      <w:r>
+        <w:rPr>
+          <w:b w:val="0"/>
+          <w:i w:val="0"/>
+          <w:color w:val="52514E"/>
+          <w:sz w:val="18"/>
+        </w:rPr>
+        <w:t>The answers: 1. 243 km; 2. 47 years; 3. 21 in a hundred. The Danube is longer: about 2,850 km, the Rhine about 1,230 km. If you marked 90 %, you said you would be right nine times out of ten such questions. If 99 %, you were almost certain. That is fewer than the “nineteen out of twenty” rule would expect: your limits are probably too narrow. Give somewhat wider bands in the questionnaire.</w:t>
+      </w:r>
+    </w:p>
+    <w:p>
+      <w:r>
+        <w:br w:type="page"/>
+      </w:r>
+    </w:p>
+    <w:p>
+      <w:pPr>
+        <w:pStyle w:val="Heading1"/>
+      </w:pPr>
+      <w:r>
         <w:t>First: a few words about you</w:t>
       </w:r>
     </w:p>
@@ -827,6 +1146,47 @@
                 <w:sz w:val="21"/>
               </w:rPr>
               <w:t>☐ university or clinic laboratory     ☐ private laboratory     ☐ both     ☐ elsewhere  ____________</w:t>
+            </w:r>
+          </w:p>
+        </w:tc>
+      </w:tr>
+      <w:tr>
+        <w:tc>
+          <w:tcPr>
+            <w:tcW w:type="dxa" w:w="2835"/>
+            <w:shd w:val="clear" w:color="auto" w:fill="F2F2F0"/>
+          </w:tcPr>
+          <w:p>
+            <w:pPr>
+              <w:spacing w:after="20"/>
+            </w:pPr>
+            <w:r/>
+            <w:r>
+              <w:rPr>
+                <w:b/>
+                <w:i w:val="0"/>
+                <w:sz w:val="20"/>
+              </w:rPr>
+              <w:t>How do you learn how a denture worked out? *</w:t>
+            </w:r>
+          </w:p>
+        </w:tc>
+        <w:tc>
+          <w:tcPr>
+            <w:tcW w:type="dxa" w:w="7030"/>
+          </w:tcPr>
+          <w:p>
+            <w:pPr>
+              <w:spacing w:after="20"/>
+            </w:pPr>
+            <w:r/>
+            <w:r>
+              <w:rPr>
+                <w:b w:val="0"/>
+                <w:i w:val="0"/>
+                <w:sz w:val="21"/>
+              </w:rPr>
+              <w:t>☐ the dentist gives regular feedback     ☐ mainly from work that comes back for repair     ☐ I am in direct contact with the patients     ☐ from elsewhere</w:t>
             </w:r>
           </w:p>
         </w:tc>
@@ -1214,7 +1574,7 @@
           <w:i/>
           <w:color w:val="52514E"/>
         </w:rPr>
-        <w:t>We always describe two variants, A and B. Mark the one with which, in your view, the denture starts with worse prospects. If a feature cannot be judged from the cast, in the laboratory, choose “cannot judge”. The “hundred patients” and “how sure” questions always refer to the variant you marked as worse.</w:t>
+        <w:t>We always describe two variants, A and B; where the middle may be best, a middle scenario too. Mark the one with which, in your view, the denture starts with worse prospects. If a feature cannot be judged from the cast, in the laboratory, choose “cannot judge”. The “hundred patients” numbers and their limits refer to each variant; before submission the program flags numbers that contradict the marked direction.</w:t>
       </w:r>
     </w:p>
     <w:tbl>
@@ -1328,7 +1688,7 @@
                 <w:i w:val="0"/>
                 <w:sz w:val="21"/>
               </w:rPr>
-              <w:t>☐ Variant A is worse:  high, well-preserved ridge</w:t>
+              <w:t>☐ Variant A is worse:  high, well-preserved ridge (about 10 mm on the cast)</w:t>
             </w:r>
           </w:p>
           <w:p>
@@ -1341,7 +1701,7 @@
                 <w:i w:val="0"/>
                 <w:sz w:val="21"/>
               </w:rPr>
-              <w:t>☐ Variant B is worse:  low, resorbed ridge</w:t>
+              <w:t>☐ Variant B is worse:  low, resorbed ridge (about 5 mm on the cast)</w:t>
             </w:r>
           </w:p>
           <w:p>
@@ -1376,7 +1736,7 @@
                 <w:i w:val="0"/>
                 <w:sz w:val="20"/>
               </w:rPr>
-              <w:t>How sure are you? *</w:t>
+              <w:t>How sure are you that this is really the direction, and not the opposite? *</w:t>
             </w:r>
           </w:p>
         </w:tc>
@@ -1417,7 +1777,7 @@
                 <w:i w:val="0"/>
                 <w:sz w:val="20"/>
               </w:rPr>
-              <w:t>A hundred patients</w:t>
+              <w:t>A hundred patients: the most likely number and the limits</w:t>
             </w:r>
           </w:p>
         </w:tc>
@@ -1436,7 +1796,7 @@
                 <w:i w:val="0"/>
                 <w:sz w:val="21"/>
               </w:rPr>
-              <w:t>Variant A (high, well-preserved ridge):  ________ successful in a hundred</w:t>
+              <w:t>Imagine 100 patients with one variant and 100 with the other, otherwise similar patients, dentures made with the same care. How many will have a successful denture? Enter the most likely number, and next to it a lower and an upper limit such that in nineteen out of twenty similar estimates the true proportion would fall within them.</w:t>
             </w:r>
           </w:p>
           <w:p>
@@ -1449,48 +1809,57 @@
                 <w:i w:val="0"/>
                 <w:sz w:val="21"/>
               </w:rPr>
-              <w:t>Variant B (low, resorbed ridge):  ________ successful in a hundred</w:t>
-            </w:r>
-          </w:p>
-        </w:tc>
-      </w:tr>
-      <w:tr>
-        <w:tc>
-          <w:tcPr>
-            <w:tcW w:type="dxa" w:w="2835"/>
-            <w:shd w:val="clear" w:color="auto" w:fill="F2F2F0"/>
-          </w:tcPr>
-          <w:p>
-            <w:pPr>
-              <w:spacing w:after="20"/>
-            </w:pPr>
-            <w:r/>
-            <w:r>
-              <w:rPr>
-                <w:b/>
-                <w:i w:val="0"/>
-                <w:sz w:val="20"/>
-              </w:rPr>
-              <w:t>How large could the difference between the two groups be?</w:t>
-            </w:r>
-          </w:p>
-        </w:tc>
-        <w:tc>
-          <w:tcPr>
-            <w:tcW w:type="dxa" w:w="7030"/>
-          </w:tcPr>
-          <w:p>
-            <w:pPr>
-              <w:spacing w:after="20"/>
-            </w:pPr>
-            <w:r/>
+            </w:r>
+          </w:p>
+          <w:p>
+            <w:pPr>
+              <w:spacing w:after="20"/>
+            </w:pPr>
             <w:r>
               <w:rPr>
                 <w:b w:val="0"/>
                 <w:i w:val="0"/>
                 <w:sz w:val="21"/>
               </w:rPr>
-              <w:t>at least ________   –   at most ________ patients</w:t>
+              <w:t>Variant A (high, well-preserved ridge (about 10 mm on the cast)):   at least ______   most likely ______   at most ______   successful in a hundred</w:t>
+            </w:r>
+          </w:p>
+          <w:p>
+            <w:pPr>
+              <w:spacing w:after="20"/>
+            </w:pPr>
+            <w:r>
+              <w:rPr>
+                <w:b w:val="0"/>
+                <w:i w:val="0"/>
+                <w:sz w:val="21"/>
+              </w:rPr>
+              <w:t>Variant B (low, resorbed ridge (about 5 mm on the cast)):   at least ______   most likely ______   at most ______   successful in a hundred</w:t>
+            </w:r>
+          </w:p>
+          <w:p>
+            <w:pPr>
+              <w:spacing w:after="20"/>
+            </w:pPr>
+            <w:r>
+              <w:rPr>
+                <w:b w:val="0"/>
+                <w:i w:val="0"/>
+                <w:sz w:val="21"/>
+              </w:rPr>
+            </w:r>
+          </w:p>
+          <w:p>
+            <w:pPr>
+              <w:spacing w:after="20"/>
+            </w:pPr>
+            <w:r>
+              <w:rPr>
+                <w:b w:val="0"/>
+                <w:i w:val="0"/>
+                <w:sz w:val="21"/>
+              </w:rPr>
+              <w:t>☐ I cannot estimate the size (I only mark the direction)</w:t>
             </w:r>
           </w:p>
         </w:tc>
@@ -1694,7 +2063,7 @@
                 <w:i w:val="0"/>
                 <w:sz w:val="21"/>
               </w:rPr>
-              <w:t>☐ Variant A is worse:  little or no undercut</w:t>
+              <w:t>☐ Variant A is worse:  little or hardly any undercut</w:t>
             </w:r>
           </w:p>
           <w:p>
@@ -1707,7 +2076,7 @@
                 <w:i w:val="0"/>
                 <w:sz w:val="21"/>
               </w:rPr>
-              <w:t>☐ Variant B is worse:  large undercut</w:t>
+              <w:t>☐ Variant B is worse:  large, pronounced undercut</w:t>
             </w:r>
           </w:p>
           <w:p>
@@ -1755,7 +2124,7 @@
                 <w:i w:val="0"/>
                 <w:sz w:val="20"/>
               </w:rPr>
-              <w:t>How sure are you? *</w:t>
+              <w:t>How sure are you that this is really the direction, and not the opposite? *</w:t>
             </w:r>
           </w:p>
         </w:tc>
@@ -1796,7 +2165,7 @@
                 <w:i w:val="0"/>
                 <w:sz w:val="20"/>
               </w:rPr>
-              <w:t>A hundred patients</w:t>
+              <w:t>A hundred patients: the most likely number and the limits</w:t>
             </w:r>
           </w:p>
         </w:tc>
@@ -1815,7 +2184,7 @@
                 <w:i w:val="0"/>
                 <w:sz w:val="21"/>
               </w:rPr>
-              <w:t>Variant A (little or no undercut):  ________ successful in a hundred</w:t>
+              <w:t>Imagine 100 patients with one variant and 100 with the other, otherwise similar patients, dentures made with the same care. How many will have a successful denture? Enter the most likely number, and next to it a lower and an upper limit such that in nineteen out of twenty similar estimates the true proportion would fall within them.</w:t>
             </w:r>
           </w:p>
           <w:p>
@@ -1828,48 +2197,70 @@
                 <w:i w:val="0"/>
                 <w:sz w:val="21"/>
               </w:rPr>
-              <w:t>Variant B (large undercut):  ________ successful in a hundred</w:t>
-            </w:r>
-          </w:p>
-        </w:tc>
-      </w:tr>
-      <w:tr>
-        <w:tc>
-          <w:tcPr>
-            <w:tcW w:type="dxa" w:w="2835"/>
-            <w:shd w:val="clear" w:color="auto" w:fill="F2F2F0"/>
-          </w:tcPr>
-          <w:p>
-            <w:pPr>
-              <w:spacing w:after="20"/>
-            </w:pPr>
-            <w:r/>
-            <w:r>
-              <w:rPr>
-                <w:b/>
-                <w:i w:val="0"/>
-                <w:sz w:val="20"/>
-              </w:rPr>
-              <w:t>How large could the difference between the two groups be?</w:t>
-            </w:r>
-          </w:p>
-        </w:tc>
-        <w:tc>
-          <w:tcPr>
-            <w:tcW w:type="dxa" w:w="7030"/>
-          </w:tcPr>
-          <w:p>
-            <w:pPr>
-              <w:spacing w:after="20"/>
-            </w:pPr>
-            <w:r/>
+            </w:r>
+          </w:p>
+          <w:p>
+            <w:pPr>
+              <w:spacing w:after="20"/>
+            </w:pPr>
             <w:r>
               <w:rPr>
                 <w:b w:val="0"/>
                 <w:i w:val="0"/>
                 <w:sz w:val="21"/>
               </w:rPr>
-              <w:t>at least ________   –   at most ________ patients</w:t>
+              <w:t>Variant A (little or hardly any undercut):   at least ______   most likely ______   at most ______   successful in a hundred</w:t>
+            </w:r>
+          </w:p>
+          <w:p>
+            <w:pPr>
+              <w:spacing w:after="20"/>
+            </w:pPr>
+            <w:r>
+              <w:rPr>
+                <w:b w:val="0"/>
+                <w:i w:val="0"/>
+                <w:sz w:val="21"/>
+              </w:rPr>
+              <w:t>Middle variant (moderate undercut):   at least ______   most likely ______   at most ______   successful in a hundred</w:t>
+            </w:r>
+          </w:p>
+          <w:p>
+            <w:pPr>
+              <w:spacing w:after="20"/>
+            </w:pPr>
+            <w:r>
+              <w:rPr>
+                <w:b w:val="0"/>
+                <w:i w:val="0"/>
+                <w:sz w:val="21"/>
+              </w:rPr>
+              <w:t>Variant B (large, pronounced undercut):   at least ______   most likely ______   at most ______   successful in a hundred</w:t>
+            </w:r>
+          </w:p>
+          <w:p>
+            <w:pPr>
+              <w:spacing w:after="20"/>
+            </w:pPr>
+            <w:r>
+              <w:rPr>
+                <w:b w:val="0"/>
+                <w:i w:val="0"/>
+                <w:sz w:val="21"/>
+              </w:rPr>
+            </w:r>
+          </w:p>
+          <w:p>
+            <w:pPr>
+              <w:spacing w:after="20"/>
+            </w:pPr>
+            <w:r>
+              <w:rPr>
+                <w:b w:val="0"/>
+                <w:i w:val="0"/>
+                <w:sz w:val="21"/>
+              </w:rPr>
+              <w:t>☐ I cannot estimate the size (I only mark the direction)</w:t>
             </w:r>
           </w:p>
         </w:tc>
@@ -2078,7 +2469,7 @@
                 <w:i w:val="0"/>
                 <w:sz w:val="21"/>
               </w:rPr>
-              <w:t>☐ Variant A is worse:  high, vaulted palate</w:t>
+              <w:t>☐ Variant A is worse:  high, vaulted palate (about 25 mm)</w:t>
             </w:r>
           </w:p>
           <w:p>
@@ -2091,7 +2482,7 @@
                 <w:i w:val="0"/>
                 <w:sz w:val="21"/>
               </w:rPr>
-              <w:t>☐ Variant B is worse:  flat palate</w:t>
+              <w:t>☐ Variant B is worse:  flat palate (about 17 mm)</w:t>
             </w:r>
           </w:p>
           <w:p>
@@ -2126,7 +2517,7 @@
                 <w:i w:val="0"/>
                 <w:sz w:val="20"/>
               </w:rPr>
-              <w:t>How sure are you? *</w:t>
+              <w:t>How sure are you that this is really the direction, and not the opposite? *</w:t>
             </w:r>
           </w:p>
         </w:tc>
@@ -2167,7 +2558,7 @@
                 <w:i w:val="0"/>
                 <w:sz w:val="20"/>
               </w:rPr>
-              <w:t>A hundred patients</w:t>
+              <w:t>A hundred patients: the most likely number and the limits</w:t>
             </w:r>
           </w:p>
         </w:tc>
@@ -2186,7 +2577,7 @@
                 <w:i w:val="0"/>
                 <w:sz w:val="21"/>
               </w:rPr>
-              <w:t>Variant A (high, vaulted palate):  ________ successful in a hundred</w:t>
+              <w:t>Imagine 100 patients with one variant and 100 with the other, otherwise similar patients, dentures made with the same care. How many will have a successful denture? Enter the most likely number, and next to it a lower and an upper limit such that in nineteen out of twenty similar estimates the true proportion would fall within them.</w:t>
             </w:r>
           </w:p>
           <w:p>
@@ -2199,48 +2590,57 @@
                 <w:i w:val="0"/>
                 <w:sz w:val="21"/>
               </w:rPr>
-              <w:t>Variant B (flat palate):  ________ successful in a hundred</w:t>
-            </w:r>
-          </w:p>
-        </w:tc>
-      </w:tr>
-      <w:tr>
-        <w:tc>
-          <w:tcPr>
-            <w:tcW w:type="dxa" w:w="2835"/>
-            <w:shd w:val="clear" w:color="auto" w:fill="F2F2F0"/>
-          </w:tcPr>
-          <w:p>
-            <w:pPr>
-              <w:spacing w:after="20"/>
-            </w:pPr>
-            <w:r/>
-            <w:r>
-              <w:rPr>
-                <w:b/>
-                <w:i w:val="0"/>
-                <w:sz w:val="20"/>
-              </w:rPr>
-              <w:t>How large could the difference between the two groups be?</w:t>
-            </w:r>
-          </w:p>
-        </w:tc>
-        <w:tc>
-          <w:tcPr>
-            <w:tcW w:type="dxa" w:w="7030"/>
-          </w:tcPr>
-          <w:p>
-            <w:pPr>
-              <w:spacing w:after="20"/>
-            </w:pPr>
-            <w:r/>
+            </w:r>
+          </w:p>
+          <w:p>
+            <w:pPr>
+              <w:spacing w:after="20"/>
+            </w:pPr>
             <w:r>
               <w:rPr>
                 <w:b w:val="0"/>
                 <w:i w:val="0"/>
                 <w:sz w:val="21"/>
               </w:rPr>
-              <w:t>at least ________   –   at most ________ patients</w:t>
+              <w:t>Variant A (high, vaulted palate (about 25 mm)):   at least ______   most likely ______   at most ______   successful in a hundred</w:t>
+            </w:r>
+          </w:p>
+          <w:p>
+            <w:pPr>
+              <w:spacing w:after="20"/>
+            </w:pPr>
+            <w:r>
+              <w:rPr>
+                <w:b w:val="0"/>
+                <w:i w:val="0"/>
+                <w:sz w:val="21"/>
+              </w:rPr>
+              <w:t>Variant B (flat palate (about 17 mm)):   at least ______   most likely ______   at most ______   successful in a hundred</w:t>
+            </w:r>
+          </w:p>
+          <w:p>
+            <w:pPr>
+              <w:spacing w:after="20"/>
+            </w:pPr>
+            <w:r>
+              <w:rPr>
+                <w:b w:val="0"/>
+                <w:i w:val="0"/>
+                <w:sz w:val="21"/>
+              </w:rPr>
+            </w:r>
+          </w:p>
+          <w:p>
+            <w:pPr>
+              <w:spacing w:after="20"/>
+            </w:pPr>
+            <w:r>
+              <w:rPr>
+                <w:b w:val="0"/>
+                <w:i w:val="0"/>
+                <w:sz w:val="21"/>
+              </w:rPr>
+              <w:t>☐ I cannot estimate the size (I only mark the direction)</w:t>
             </w:r>
           </w:p>
         </w:tc>
@@ -2444,7 +2844,7 @@
                 <w:i w:val="0"/>
                 <w:sz w:val="21"/>
               </w:rPr>
-              <w:t>☐ Variant A is worse:  square, broad arch</w:t>
+              <w:t>☐ Variant A is worse:  square, wide arch (about 140°)</w:t>
             </w:r>
           </w:p>
           <w:p>
@@ -2457,7 +2857,7 @@
                 <w:i w:val="0"/>
                 <w:sz w:val="21"/>
               </w:rPr>
-              <w:t>☐ Variant B is worse:  tapered, V-shaped arch</w:t>
+              <w:t>☐ Variant B is worse:  tapering, V-shaped arch (about 125°)</w:t>
             </w:r>
           </w:p>
           <w:p>
@@ -2492,7 +2892,7 @@
                 <w:i w:val="0"/>
                 <w:sz w:val="20"/>
               </w:rPr>
-              <w:t>How sure are you? *</w:t>
+              <w:t>How sure are you that this is really the direction, and not the opposite? *</w:t>
             </w:r>
           </w:p>
         </w:tc>
@@ -2533,7 +2933,7 @@
                 <w:i w:val="0"/>
                 <w:sz w:val="20"/>
               </w:rPr>
-              <w:t>A hundred patients</w:t>
+              <w:t>A hundred patients: the most likely number and the limits</w:t>
             </w:r>
           </w:p>
         </w:tc>
@@ -2552,7 +2952,7 @@
                 <w:i w:val="0"/>
                 <w:sz w:val="21"/>
               </w:rPr>
-              <w:t>Variant A (square, broad arch):  ________ successful in a hundred</w:t>
+              <w:t>Imagine 100 patients with one variant and 100 with the other, otherwise similar patients, dentures made with the same care. How many will have a successful denture? Enter the most likely number, and next to it a lower and an upper limit such that in nineteen out of twenty similar estimates the true proportion would fall within them.</w:t>
             </w:r>
           </w:p>
           <w:p>
@@ -2565,48 +2965,57 @@
                 <w:i w:val="0"/>
                 <w:sz w:val="21"/>
               </w:rPr>
-              <w:t>Variant B (tapered, V-shaped arch):  ________ successful in a hundred</w:t>
-            </w:r>
-          </w:p>
-        </w:tc>
-      </w:tr>
-      <w:tr>
-        <w:tc>
-          <w:tcPr>
-            <w:tcW w:type="dxa" w:w="2835"/>
-            <w:shd w:val="clear" w:color="auto" w:fill="F2F2F0"/>
-          </w:tcPr>
-          <w:p>
-            <w:pPr>
-              <w:spacing w:after="20"/>
-            </w:pPr>
-            <w:r/>
-            <w:r>
-              <w:rPr>
-                <w:b/>
-                <w:i w:val="0"/>
-                <w:sz w:val="20"/>
-              </w:rPr>
-              <w:t>How large could the difference between the two groups be?</w:t>
-            </w:r>
-          </w:p>
-        </w:tc>
-        <w:tc>
-          <w:tcPr>
-            <w:tcW w:type="dxa" w:w="7030"/>
-          </w:tcPr>
-          <w:p>
-            <w:pPr>
-              <w:spacing w:after="20"/>
-            </w:pPr>
-            <w:r/>
+            </w:r>
+          </w:p>
+          <w:p>
+            <w:pPr>
+              <w:spacing w:after="20"/>
+            </w:pPr>
             <w:r>
               <w:rPr>
                 <w:b w:val="0"/>
                 <w:i w:val="0"/>
                 <w:sz w:val="21"/>
               </w:rPr>
-              <w:t>at least ________   –   at most ________ patients</w:t>
+              <w:t>Variant A (square, wide arch (about 140°)):   at least ______   most likely ______   at most ______   successful in a hundred</w:t>
+            </w:r>
+          </w:p>
+          <w:p>
+            <w:pPr>
+              <w:spacing w:after="20"/>
+            </w:pPr>
+            <w:r>
+              <w:rPr>
+                <w:b w:val="0"/>
+                <w:i w:val="0"/>
+                <w:sz w:val="21"/>
+              </w:rPr>
+              <w:t>Variant B (tapering, V-shaped arch (about 125°)):   at least ______   most likely ______   at most ______   successful in a hundred</w:t>
+            </w:r>
+          </w:p>
+          <w:p>
+            <w:pPr>
+              <w:spacing w:after="20"/>
+            </w:pPr>
+            <w:r>
+              <w:rPr>
+                <w:b w:val="0"/>
+                <w:i w:val="0"/>
+                <w:sz w:val="21"/>
+              </w:rPr>
+            </w:r>
+          </w:p>
+          <w:p>
+            <w:pPr>
+              <w:spacing w:after="20"/>
+            </w:pPr>
+            <w:r>
+              <w:rPr>
+                <w:b w:val="0"/>
+                <w:i w:val="0"/>
+                <w:sz w:val="21"/>
+              </w:rPr>
+              <w:t>☐ I cannot estimate the size (I only mark the direction)</w:t>
             </w:r>
           </w:p>
         </w:tc>
@@ -2863,7 +3272,7 @@
                 <w:i w:val="0"/>
                 <w:sz w:val="20"/>
               </w:rPr>
-              <w:t>How sure are you? *</w:t>
+              <w:t>How sure are you that this is really the direction, and not the opposite? *</w:t>
             </w:r>
           </w:p>
         </w:tc>
@@ -2904,7 +3313,7 @@
                 <w:i w:val="0"/>
                 <w:sz w:val="20"/>
               </w:rPr>
-              <w:t>A hundred patients</w:t>
+              <w:t>A hundred patients: the most likely number and the limits</w:t>
             </w:r>
           </w:p>
         </w:tc>
@@ -2923,7 +3332,7 @@
                 <w:i w:val="0"/>
                 <w:sz w:val="21"/>
               </w:rPr>
-              <w:t>Variant A (no flabby ridge):  ________ successful in a hundred</w:t>
+              <w:t>Imagine 100 patients with one variant and 100 with the other, otherwise similar patients, dentures made with the same care. How many will have a successful denture? Enter the most likely number, and next to it a lower and an upper limit such that in nineteen out of twenty similar estimates the true proportion would fall within them.</w:t>
             </w:r>
           </w:p>
           <w:p>
@@ -2936,48 +3345,57 @@
                 <w:i w:val="0"/>
                 <w:sz w:val="21"/>
               </w:rPr>
-              <w:t>Variant B (flabby ridge present):  ________ successful in a hundred</w:t>
-            </w:r>
-          </w:p>
-        </w:tc>
-      </w:tr>
-      <w:tr>
-        <w:tc>
-          <w:tcPr>
-            <w:tcW w:type="dxa" w:w="2835"/>
-            <w:shd w:val="clear" w:color="auto" w:fill="F2F2F0"/>
-          </w:tcPr>
-          <w:p>
-            <w:pPr>
-              <w:spacing w:after="20"/>
-            </w:pPr>
-            <w:r/>
-            <w:r>
-              <w:rPr>
-                <w:b/>
-                <w:i w:val="0"/>
-                <w:sz w:val="20"/>
-              </w:rPr>
-              <w:t>How large could the difference between the two groups be?</w:t>
-            </w:r>
-          </w:p>
-        </w:tc>
-        <w:tc>
-          <w:tcPr>
-            <w:tcW w:type="dxa" w:w="7030"/>
-          </w:tcPr>
-          <w:p>
-            <w:pPr>
-              <w:spacing w:after="20"/>
-            </w:pPr>
-            <w:r/>
+            </w:r>
+          </w:p>
+          <w:p>
+            <w:pPr>
+              <w:spacing w:after="20"/>
+            </w:pPr>
             <w:r>
               <w:rPr>
                 <w:b w:val="0"/>
                 <w:i w:val="0"/>
                 <w:sz w:val="21"/>
               </w:rPr>
-              <w:t>at least ________   –   at most ________ patients</w:t>
+              <w:t>Variant A (no flabby ridge):   at least ______   most likely ______   at most ______   successful in a hundred</w:t>
+            </w:r>
+          </w:p>
+          <w:p>
+            <w:pPr>
+              <w:spacing w:after="20"/>
+            </w:pPr>
+            <w:r>
+              <w:rPr>
+                <w:b w:val="0"/>
+                <w:i w:val="0"/>
+                <w:sz w:val="21"/>
+              </w:rPr>
+              <w:t>Variant B (flabby ridge present):   at least ______   most likely ______   at most ______   successful in a hundred</w:t>
+            </w:r>
+          </w:p>
+          <w:p>
+            <w:pPr>
+              <w:spacing w:after="20"/>
+            </w:pPr>
+            <w:r>
+              <w:rPr>
+                <w:b w:val="0"/>
+                <w:i w:val="0"/>
+                <w:sz w:val="21"/>
+              </w:rPr>
+            </w:r>
+          </w:p>
+          <w:p>
+            <w:pPr>
+              <w:spacing w:after="20"/>
+            </w:pPr>
+            <w:r>
+              <w:rPr>
+                <w:b w:val="0"/>
+                <w:i w:val="0"/>
+                <w:sz w:val="21"/>
+              </w:rPr>
+              <w:t>☐ I cannot estimate the size (I only mark the direction)</w:t>
             </w:r>
           </w:p>
         </w:tc>
@@ -3194,7 +3612,7 @@
                 <w:i w:val="0"/>
                 <w:sz w:val="21"/>
               </w:rPr>
-              <w:t>☐ Variant A is worse:  the two crests lie above each other</w:t>
+              <w:t>☐ Variant A is worse:  the two ridge crests are above each other (deviation at most 5°)</w:t>
             </w:r>
           </w:p>
           <w:p>
@@ -3207,7 +3625,7 @@
                 <w:i w:val="0"/>
                 <w:sz w:val="21"/>
               </w:rPr>
-              <w:t>☐ Variant B is worse:  the two crests deviate considerably</w:t>
+              <w:t>☐ Variant B is worse:  large deviation (20° or more)</w:t>
             </w:r>
           </w:p>
           <w:p>
@@ -3255,7 +3673,7 @@
                 <w:i w:val="0"/>
                 <w:sz w:val="20"/>
               </w:rPr>
-              <w:t>How sure are you? *</w:t>
+              <w:t>How sure are you that this is really the direction, and not the opposite? *</w:t>
             </w:r>
           </w:p>
         </w:tc>
@@ -3296,7 +3714,7 @@
                 <w:i w:val="0"/>
                 <w:sz w:val="20"/>
               </w:rPr>
-              <w:t>A hundred patients</w:t>
+              <w:t>A hundred patients: the most likely number and the limits</w:t>
             </w:r>
           </w:p>
         </w:tc>
@@ -3315,7 +3733,7 @@
                 <w:i w:val="0"/>
                 <w:sz w:val="21"/>
               </w:rPr>
-              <w:t>Variant A (the two crests lie above each other):  ________ successful in a hundred</w:t>
+              <w:t>Imagine 100 patients with one variant and 100 with the other, otherwise similar patients, dentures made with the same care. How many will have a successful denture? Enter the most likely number, and next to it a lower and an upper limit such that in nineteen out of twenty similar estimates the true proportion would fall within them.</w:t>
             </w:r>
           </w:p>
           <w:p>
@@ -3328,48 +3746,70 @@
                 <w:i w:val="0"/>
                 <w:sz w:val="21"/>
               </w:rPr>
-              <w:t>Variant B (the two crests deviate considerably):  ________ successful in a hundred</w:t>
-            </w:r>
-          </w:p>
-        </w:tc>
-      </w:tr>
-      <w:tr>
-        <w:tc>
-          <w:tcPr>
-            <w:tcW w:type="dxa" w:w="2835"/>
-            <w:shd w:val="clear" w:color="auto" w:fill="F2F2F0"/>
-          </w:tcPr>
-          <w:p>
-            <w:pPr>
-              <w:spacing w:after="20"/>
-            </w:pPr>
-            <w:r/>
-            <w:r>
-              <w:rPr>
-                <w:b/>
-                <w:i w:val="0"/>
-                <w:sz w:val="20"/>
-              </w:rPr>
-              <w:t>How large could the difference between the two groups be?</w:t>
-            </w:r>
-          </w:p>
-        </w:tc>
-        <w:tc>
-          <w:tcPr>
-            <w:tcW w:type="dxa" w:w="7030"/>
-          </w:tcPr>
-          <w:p>
-            <w:pPr>
-              <w:spacing w:after="20"/>
-            </w:pPr>
-            <w:r/>
+            </w:r>
+          </w:p>
+          <w:p>
+            <w:pPr>
+              <w:spacing w:after="20"/>
+            </w:pPr>
             <w:r>
               <w:rPr>
                 <w:b w:val="0"/>
                 <w:i w:val="0"/>
                 <w:sz w:val="21"/>
               </w:rPr>
-              <w:t>at least ________   –   at most ________ patients</w:t>
+              <w:t>Variant A (the two ridge crests are above each other (deviation at most 5°)):   at least ______   most likely ______   at most ______   successful in a hundred</w:t>
+            </w:r>
+          </w:p>
+          <w:p>
+            <w:pPr>
+              <w:spacing w:after="20"/>
+            </w:pPr>
+            <w:r>
+              <w:rPr>
+                <w:b w:val="0"/>
+                <w:i w:val="0"/>
+                <w:sz w:val="21"/>
+              </w:rPr>
+              <w:t>Middle variant (moderate deviation (about 10°)):   at least ______   most likely ______   at most ______   successful in a hundred</w:t>
+            </w:r>
+          </w:p>
+          <w:p>
+            <w:pPr>
+              <w:spacing w:after="20"/>
+            </w:pPr>
+            <w:r>
+              <w:rPr>
+                <w:b w:val="0"/>
+                <w:i w:val="0"/>
+                <w:sz w:val="21"/>
+              </w:rPr>
+              <w:t>Variant B (large deviation (20° or more)):   at least ______   most likely ______   at most ______   successful in a hundred</w:t>
+            </w:r>
+          </w:p>
+          <w:p>
+            <w:pPr>
+              <w:spacing w:after="20"/>
+            </w:pPr>
+            <w:r>
+              <w:rPr>
+                <w:b w:val="0"/>
+                <w:i w:val="0"/>
+                <w:sz w:val="21"/>
+              </w:rPr>
+            </w:r>
+          </w:p>
+          <w:p>
+            <w:pPr>
+              <w:spacing w:after="20"/>
+            </w:pPr>
+            <w:r>
+              <w:rPr>
+                <w:b w:val="0"/>
+                <w:i w:val="0"/>
+                <w:sz w:val="21"/>
+              </w:rPr>
+              <w:t>☐ I cannot estimate the size (I only mark the direction)</w:t>
             </w:r>
           </w:p>
         </w:tc>
@@ -3680,7 +4120,7 @@
                 <w:i w:val="0"/>
                 <w:sz w:val="20"/>
               </w:rPr>
-              <w:t>How sure are you? *</w:t>
+              <w:t>How sure are you that this is really the direction, and not the opposite? *</w:t>
             </w:r>
           </w:p>
         </w:tc>
@@ -3721,7 +4161,7 @@
                 <w:i w:val="0"/>
                 <w:sz w:val="20"/>
               </w:rPr>
-              <w:t>A hundred patients</w:t>
+              <w:t>A hundred patients: the most likely number and the limits</w:t>
             </w:r>
           </w:p>
         </w:tc>
@@ -3740,7 +4180,7 @@
                 <w:i w:val="0"/>
                 <w:sz w:val="21"/>
               </w:rPr>
-              <w:t>Variant A (no torus):  ________ successful in a hundred</w:t>
+              <w:t>Imagine 100 patients with one variant and 100 with the other, otherwise similar patients, dentures made with the same care. How many will have a successful denture? Enter the most likely number, and next to it a lower and an upper limit such that in nineteen out of twenty similar estimates the true proportion would fall within them.</w:t>
             </w:r>
           </w:p>
           <w:p>
@@ -3753,48 +4193,57 @@
                 <w:i w:val="0"/>
                 <w:sz w:val="21"/>
               </w:rPr>
-              <w:t>Variant B (torus present (flat or spindle-shaped)):  ________ successful in a hundred</w:t>
-            </w:r>
-          </w:p>
-        </w:tc>
-      </w:tr>
-      <w:tr>
-        <w:tc>
-          <w:tcPr>
-            <w:tcW w:type="dxa" w:w="2835"/>
-            <w:shd w:val="clear" w:color="auto" w:fill="F2F2F0"/>
-          </w:tcPr>
-          <w:p>
-            <w:pPr>
-              <w:spacing w:after="20"/>
-            </w:pPr>
-            <w:r/>
-            <w:r>
-              <w:rPr>
-                <w:b/>
-                <w:i w:val="0"/>
-                <w:sz w:val="20"/>
-              </w:rPr>
-              <w:t>How large could the difference between the two groups be?</w:t>
-            </w:r>
-          </w:p>
-        </w:tc>
-        <w:tc>
-          <w:tcPr>
-            <w:tcW w:type="dxa" w:w="7030"/>
-          </w:tcPr>
-          <w:p>
-            <w:pPr>
-              <w:spacing w:after="20"/>
-            </w:pPr>
-            <w:r/>
+            </w:r>
+          </w:p>
+          <w:p>
+            <w:pPr>
+              <w:spacing w:after="20"/>
+            </w:pPr>
             <w:r>
               <w:rPr>
                 <w:b w:val="0"/>
                 <w:i w:val="0"/>
                 <w:sz w:val="21"/>
               </w:rPr>
-              <w:t>at least ________   –   at most ________ patients</w:t>
+              <w:t>Variant A (no torus):   at least ______   most likely ______   at most ______   successful in a hundred</w:t>
+            </w:r>
+          </w:p>
+          <w:p>
+            <w:pPr>
+              <w:spacing w:after="20"/>
+            </w:pPr>
+            <w:r>
+              <w:rPr>
+                <w:b w:val="0"/>
+                <w:i w:val="0"/>
+                <w:sz w:val="21"/>
+              </w:rPr>
+              <w:t>Variant B (torus present (flat or spindle-shaped)):   at least ______   most likely ______   at most ______   successful in a hundred</w:t>
+            </w:r>
+          </w:p>
+          <w:p>
+            <w:pPr>
+              <w:spacing w:after="20"/>
+            </w:pPr>
+            <w:r>
+              <w:rPr>
+                <w:b w:val="0"/>
+                <w:i w:val="0"/>
+                <w:sz w:val="21"/>
+              </w:rPr>
+            </w:r>
+          </w:p>
+          <w:p>
+            <w:pPr>
+              <w:spacing w:after="20"/>
+            </w:pPr>
+            <w:r>
+              <w:rPr>
+                <w:b w:val="0"/>
+                <w:i w:val="0"/>
+                <w:sz w:val="21"/>
+              </w:rPr>
+              <w:t>☐ I cannot estimate the size (I only mark the direction)</w:t>
             </w:r>
           </w:p>
         </w:tc>
@@ -4059,7 +4508,7 @@
                 <w:i w:val="0"/>
                 <w:sz w:val="20"/>
               </w:rPr>
-              <w:t>How sure are you? *</w:t>
+              <w:t>How sure are you that this is really the direction, and not the opposite? *</w:t>
             </w:r>
           </w:p>
         </w:tc>
@@ -4100,7 +4549,7 @@
                 <w:i w:val="0"/>
                 <w:sz w:val="20"/>
               </w:rPr>
-              <w:t>A hundred patients</w:t>
+              <w:t>A hundred patients: the most likely number and the limits</w:t>
             </w:r>
           </w:p>
         </w:tc>
@@ -4119,7 +4568,7 @@
                 <w:i w:val="0"/>
                 <w:sz w:val="21"/>
               </w:rPr>
-              <w:t>Variant A (removable denture in the opposing jaw):  ________ successful in a hundred</w:t>
+              <w:t>Imagine 100 patients with one variant and 100 with the other, otherwise similar patients, dentures made with the same care. How many will have a successful denture? Enter the most likely number, and next to it a lower and an upper limit such that in nineteen out of twenty similar estimates the true proportion would fall within them.</w:t>
             </w:r>
           </w:p>
           <w:p>
@@ -4132,48 +4581,57 @@
                 <w:i w:val="0"/>
                 <w:sz w:val="21"/>
               </w:rPr>
-              <w:t>Variant B (retained natural teeth or fixed restoration):  ________ successful in a hundred</w:t>
-            </w:r>
-          </w:p>
-        </w:tc>
-      </w:tr>
-      <w:tr>
-        <w:tc>
-          <w:tcPr>
-            <w:tcW w:type="dxa" w:w="2835"/>
-            <w:shd w:val="clear" w:color="auto" w:fill="F2F2F0"/>
-          </w:tcPr>
-          <w:p>
-            <w:pPr>
-              <w:spacing w:after="20"/>
-            </w:pPr>
-            <w:r/>
-            <w:r>
-              <w:rPr>
-                <w:b/>
-                <w:i w:val="0"/>
-                <w:sz w:val="20"/>
-              </w:rPr>
-              <w:t>How large could the difference between the two groups be?</w:t>
-            </w:r>
-          </w:p>
-        </w:tc>
-        <w:tc>
-          <w:tcPr>
-            <w:tcW w:type="dxa" w:w="7030"/>
-          </w:tcPr>
-          <w:p>
-            <w:pPr>
-              <w:spacing w:after="20"/>
-            </w:pPr>
-            <w:r/>
+            </w:r>
+          </w:p>
+          <w:p>
+            <w:pPr>
+              <w:spacing w:after="20"/>
+            </w:pPr>
             <w:r>
               <w:rPr>
                 <w:b w:val="0"/>
                 <w:i w:val="0"/>
                 <w:sz w:val="21"/>
               </w:rPr>
-              <w:t>at least ________   –   at most ________ patients</w:t>
+              <w:t>Variant A (removable denture in the opposing jaw):   at least ______   most likely ______   at most ______   successful in a hundred</w:t>
+            </w:r>
+          </w:p>
+          <w:p>
+            <w:pPr>
+              <w:spacing w:after="20"/>
+            </w:pPr>
+            <w:r>
+              <w:rPr>
+                <w:b w:val="0"/>
+                <w:i w:val="0"/>
+                <w:sz w:val="21"/>
+              </w:rPr>
+              <w:t>Variant B (retained natural teeth or fixed restoration):   at least ______   most likely ______   at most ______   successful in a hundred</w:t>
+            </w:r>
+          </w:p>
+          <w:p>
+            <w:pPr>
+              <w:spacing w:after="20"/>
+            </w:pPr>
+            <w:r>
+              <w:rPr>
+                <w:b w:val="0"/>
+                <w:i w:val="0"/>
+                <w:sz w:val="21"/>
+              </w:rPr>
+            </w:r>
+          </w:p>
+          <w:p>
+            <w:pPr>
+              <w:spacing w:after="20"/>
+            </w:pPr>
+            <w:r>
+              <w:rPr>
+                <w:b w:val="0"/>
+                <w:i w:val="0"/>
+                <w:sz w:val="21"/>
+              </w:rPr>
+              <w:t>☐ I cannot estimate the size (I only mark the direction)</w:t>
             </w:r>
           </w:p>
         </w:tc>
@@ -4443,7 +4901,7 @@
                 <w:i w:val="0"/>
                 <w:sz w:val="20"/>
               </w:rPr>
-              <w:t>How sure are you? *</w:t>
+              <w:t>How sure are you that this is really the direction, and not the opposite? *</w:t>
             </w:r>
           </w:p>
         </w:tc>
@@ -4484,7 +4942,7 @@
                 <w:i w:val="0"/>
                 <w:sz w:val="20"/>
               </w:rPr>
-              <w:t>A hundred patients</w:t>
+              <w:t>A hundred patients: the most likely number and the limits</w:t>
             </w:r>
           </w:p>
         </w:tc>
@@ -4503,7 +4961,7 @@
                 <w:i w:val="0"/>
                 <w:sz w:val="21"/>
               </w:rPr>
-              <w:t>Variant A (ridge preserved throughout (1)):  ________ successful in a hundred</w:t>
+              <w:t>Imagine 100 patients with one variant and 100 with the other, otherwise similar patients, dentures made with the same care. How many will have a successful denture? Enter the most likely number, and next to it a lower and an upper limit such that in nineteen out of twenty similar estimates the true proportion would fall within them.</w:t>
             </w:r>
           </w:p>
           <w:p>
@@ -4516,48 +4974,57 @@
                 <w:i w:val="0"/>
                 <w:sz w:val="21"/>
               </w:rPr>
-              <w:t>Variant B (deepened negative ridge (5)):  ________ successful in a hundred</w:t>
-            </w:r>
-          </w:p>
-        </w:tc>
-      </w:tr>
-      <w:tr>
-        <w:tc>
-          <w:tcPr>
-            <w:tcW w:type="dxa" w:w="2835"/>
-            <w:shd w:val="clear" w:color="auto" w:fill="F2F2F0"/>
-          </w:tcPr>
-          <w:p>
-            <w:pPr>
-              <w:spacing w:after="20"/>
-            </w:pPr>
-            <w:r/>
-            <w:r>
-              <w:rPr>
-                <w:b/>
-                <w:i w:val="0"/>
-                <w:sz w:val="20"/>
-              </w:rPr>
-              <w:t>How large could the difference between the two groups be?</w:t>
-            </w:r>
-          </w:p>
-        </w:tc>
-        <w:tc>
-          <w:tcPr>
-            <w:tcW w:type="dxa" w:w="7030"/>
-          </w:tcPr>
-          <w:p>
-            <w:pPr>
-              <w:spacing w:after="20"/>
-            </w:pPr>
-            <w:r/>
+            </w:r>
+          </w:p>
+          <w:p>
+            <w:pPr>
+              <w:spacing w:after="20"/>
+            </w:pPr>
             <w:r>
               <w:rPr>
                 <w:b w:val="0"/>
                 <w:i w:val="0"/>
                 <w:sz w:val="21"/>
               </w:rPr>
-              <w:t>at least ________   –   at most ________ patients</w:t>
+              <w:t>Variant A (ridge preserved throughout (1)):   at least ______   most likely ______   at most ______   successful in a hundred</w:t>
+            </w:r>
+          </w:p>
+          <w:p>
+            <w:pPr>
+              <w:spacing w:after="20"/>
+            </w:pPr>
+            <w:r>
+              <w:rPr>
+                <w:b w:val="0"/>
+                <w:i w:val="0"/>
+                <w:sz w:val="21"/>
+              </w:rPr>
+              <w:t>Variant B (deepened negative ridge (5)):   at least ______   most likely ______   at most ______   successful in a hundred</w:t>
+            </w:r>
+          </w:p>
+          <w:p>
+            <w:pPr>
+              <w:spacing w:after="20"/>
+            </w:pPr>
+            <w:r>
+              <w:rPr>
+                <w:b w:val="0"/>
+                <w:i w:val="0"/>
+                <w:sz w:val="21"/>
+              </w:rPr>
+            </w:r>
+          </w:p>
+          <w:p>
+            <w:pPr>
+              <w:spacing w:after="20"/>
+            </w:pPr>
+            <w:r>
+              <w:rPr>
+                <w:b w:val="0"/>
+                <w:i w:val="0"/>
+                <w:sz w:val="21"/>
+              </w:rPr>
+              <w:t>☐ I cannot estimate the size (I only mark the direction)</w:t>
             </w:r>
           </w:p>
         </w:tc>
@@ -4917,7 +5384,7 @@
                 <w:i w:val="0"/>
                 <w:sz w:val="20"/>
               </w:rPr>
-              <w:t>How sure are you? *</w:t>
+              <w:t>How sure are you that this is really the direction, and not the opposite? *</w:t>
             </w:r>
           </w:p>
         </w:tc>
@@ -4958,7 +5425,7 @@
                 <w:i w:val="0"/>
                 <w:sz w:val="20"/>
               </w:rPr>
-              <w:t>A hundred patients</w:t>
+              <w:t>A hundred patients: the most likely number and the limits</w:t>
             </w:r>
           </w:p>
         </w:tc>
@@ -4977,7 +5444,7 @@
                 <w:i w:val="0"/>
                 <w:sz w:val="21"/>
               </w:rPr>
-              <w:t>Variant A (pouch that narrows on opening):  ________ successful in a hundred</w:t>
+              <w:t>Imagine 100 patients with one variant and 100 with the other, otherwise similar patients, dentures made with the same care. How many will have a successful denture? Enter the most likely number, and next to it a lower and an upper limit such that in nineteen out of twenty similar estimates the true proportion would fall within them.</w:t>
             </w:r>
           </w:p>
           <w:p>
@@ -4990,48 +5457,57 @@
                 <w:i w:val="0"/>
                 <w:sz w:val="21"/>
               </w:rPr>
-              <w:t>Variant B (pouch that widens on opening):  ________ successful in a hundred</w:t>
-            </w:r>
-          </w:p>
-        </w:tc>
-      </w:tr>
-      <w:tr>
-        <w:tc>
-          <w:tcPr>
-            <w:tcW w:type="dxa" w:w="2835"/>
-            <w:shd w:val="clear" w:color="auto" w:fill="F2F2F0"/>
-          </w:tcPr>
-          <w:p>
-            <w:pPr>
-              <w:spacing w:after="20"/>
-            </w:pPr>
-            <w:r/>
-            <w:r>
-              <w:rPr>
-                <w:b/>
-                <w:i w:val="0"/>
-                <w:sz w:val="20"/>
-              </w:rPr>
-              <w:t>How large could the difference between the two groups be?</w:t>
-            </w:r>
-          </w:p>
-        </w:tc>
-        <w:tc>
-          <w:tcPr>
-            <w:tcW w:type="dxa" w:w="7030"/>
-          </w:tcPr>
-          <w:p>
-            <w:pPr>
-              <w:spacing w:after="20"/>
-            </w:pPr>
-            <w:r/>
+            </w:r>
+          </w:p>
+          <w:p>
+            <w:pPr>
+              <w:spacing w:after="20"/>
+            </w:pPr>
             <w:r>
               <w:rPr>
                 <w:b w:val="0"/>
                 <w:i w:val="0"/>
                 <w:sz w:val="21"/>
               </w:rPr>
-              <w:t>at least ________   –   at most ________ patients</w:t>
+              <w:t>Variant A (pouch that narrows on opening):   at least ______   most likely ______   at most ______   successful in a hundred</w:t>
+            </w:r>
+          </w:p>
+          <w:p>
+            <w:pPr>
+              <w:spacing w:after="20"/>
+            </w:pPr>
+            <w:r>
+              <w:rPr>
+                <w:b w:val="0"/>
+                <w:i w:val="0"/>
+                <w:sz w:val="21"/>
+              </w:rPr>
+              <w:t>Variant B (pouch that widens on opening):   at least ______   most likely ______   at most ______   successful in a hundred</w:t>
+            </w:r>
+          </w:p>
+          <w:p>
+            <w:pPr>
+              <w:spacing w:after="20"/>
+            </w:pPr>
+            <w:r>
+              <w:rPr>
+                <w:b w:val="0"/>
+                <w:i w:val="0"/>
+                <w:sz w:val="21"/>
+              </w:rPr>
+            </w:r>
+          </w:p>
+          <w:p>
+            <w:pPr>
+              <w:spacing w:after="20"/>
+            </w:pPr>
+            <w:r>
+              <w:rPr>
+                <w:b w:val="0"/>
+                <w:i w:val="0"/>
+                <w:sz w:val="21"/>
+              </w:rPr>
+              <w:t>☐ I cannot estimate the size (I only mark the direction)</w:t>
             </w:r>
           </w:p>
         </w:tc>
@@ -5301,7 +5777,7 @@
                 <w:i w:val="0"/>
                 <w:sz w:val="20"/>
               </w:rPr>
-              <w:t>How sure are you? *</w:t>
+              <w:t>How sure are you that this is really the direction, and not the opposite? *</w:t>
             </w:r>
           </w:p>
         </w:tc>
@@ -5342,7 +5818,7 @@
                 <w:i w:val="0"/>
                 <w:sz w:val="20"/>
               </w:rPr>
-              <w:t>A hundred patients</w:t>
+              <w:t>A hundred patients: the most likely number and the limits</w:t>
             </w:r>
           </w:p>
         </w:tc>
@@ -5361,7 +5837,7 @@
                 <w:i w:val="0"/>
                 <w:sz w:val="21"/>
               </w:rPr>
-              <w:t>Variant A (no torus):  ________ successful in a hundred</w:t>
+              <w:t>Imagine 100 patients with one variant and 100 with the other, otherwise similar patients, dentures made with the same care. How many will have a successful denture? Enter the most likely number, and next to it a lower and an upper limit such that in nineteen out of twenty similar estimates the true proportion would fall within them.</w:t>
             </w:r>
           </w:p>
           <w:p>
@@ -5374,48 +5850,57 @@
                 <w:i w:val="0"/>
                 <w:sz w:val="21"/>
               </w:rPr>
-              <w:t>Variant B (torus present (small or large)):  ________ successful in a hundred</w:t>
-            </w:r>
-          </w:p>
-        </w:tc>
-      </w:tr>
-      <w:tr>
-        <w:tc>
-          <w:tcPr>
-            <w:tcW w:type="dxa" w:w="2835"/>
-            <w:shd w:val="clear" w:color="auto" w:fill="F2F2F0"/>
-          </w:tcPr>
-          <w:p>
-            <w:pPr>
-              <w:spacing w:after="20"/>
-            </w:pPr>
-            <w:r/>
-            <w:r>
-              <w:rPr>
-                <w:b/>
-                <w:i w:val="0"/>
-                <w:sz w:val="20"/>
-              </w:rPr>
-              <w:t>How large could the difference between the two groups be?</w:t>
-            </w:r>
-          </w:p>
-        </w:tc>
-        <w:tc>
-          <w:tcPr>
-            <w:tcW w:type="dxa" w:w="7030"/>
-          </w:tcPr>
-          <w:p>
-            <w:pPr>
-              <w:spacing w:after="20"/>
-            </w:pPr>
-            <w:r/>
+            </w:r>
+          </w:p>
+          <w:p>
+            <w:pPr>
+              <w:spacing w:after="20"/>
+            </w:pPr>
             <w:r>
               <w:rPr>
                 <w:b w:val="0"/>
                 <w:i w:val="0"/>
                 <w:sz w:val="21"/>
               </w:rPr>
-              <w:t>at least ________   –   at most ________ patients</w:t>
+              <w:t>Variant A (no torus):   at least ______   most likely ______   at most ______   successful in a hundred</w:t>
+            </w:r>
+          </w:p>
+          <w:p>
+            <w:pPr>
+              <w:spacing w:after="20"/>
+            </w:pPr>
+            <w:r>
+              <w:rPr>
+                <w:b w:val="0"/>
+                <w:i w:val="0"/>
+                <w:sz w:val="21"/>
+              </w:rPr>
+              <w:t>Variant B (torus present (small or large)):   at least ______   most likely ______   at most ______   successful in a hundred</w:t>
+            </w:r>
+          </w:p>
+          <w:p>
+            <w:pPr>
+              <w:spacing w:after="20"/>
+            </w:pPr>
+            <w:r>
+              <w:rPr>
+                <w:b w:val="0"/>
+                <w:i w:val="0"/>
+                <w:sz w:val="21"/>
+              </w:rPr>
+            </w:r>
+          </w:p>
+          <w:p>
+            <w:pPr>
+              <w:spacing w:after="20"/>
+            </w:pPr>
+            <w:r>
+              <w:rPr>
+                <w:b w:val="0"/>
+                <w:i w:val="0"/>
+                <w:sz w:val="21"/>
+              </w:rPr>
+              <w:t>☐ I cannot estimate the size (I only mark the direction)</w:t>
             </w:r>
           </w:p>
         </w:tc>
@@ -5680,7 +6165,7 @@
                 <w:i w:val="0"/>
                 <w:sz w:val="20"/>
               </w:rPr>
-              <w:t>How sure are you? *</w:t>
+              <w:t>How sure are you that this is really the direction, and not the opposite? *</w:t>
             </w:r>
           </w:p>
         </w:tc>
@@ -5721,7 +6206,7 @@
                 <w:i w:val="0"/>
                 <w:sz w:val="20"/>
               </w:rPr>
-              <w:t>A hundred patients</w:t>
+              <w:t>A hundred patients: the most likely number and the limits</w:t>
             </w:r>
           </w:p>
         </w:tc>
@@ -5740,7 +6225,7 @@
                 <w:i w:val="0"/>
                 <w:sz w:val="21"/>
               </w:rPr>
-              <w:t>Variant A (the muscles press the finger against the jaw):  ________ successful in a hundred</w:t>
+              <w:t>Imagine 100 patients with one variant and 100 with the other, otherwise similar patients, dentures made with the same care. How many will have a successful denture? Enter the most likely number, and next to it a lower and an upper limit such that in nineteen out of twenty similar estimates the true proportion would fall within them.</w:t>
             </w:r>
           </w:p>
           <w:p>
@@ -5753,48 +6238,57 @@
                 <w:i w:val="0"/>
                 <w:sz w:val="21"/>
               </w:rPr>
-              <w:t>Variant B (the muscles push the finger outwards):  ________ successful in a hundred</w:t>
-            </w:r>
-          </w:p>
-        </w:tc>
-      </w:tr>
-      <w:tr>
-        <w:tc>
-          <w:tcPr>
-            <w:tcW w:type="dxa" w:w="2835"/>
-            <w:shd w:val="clear" w:color="auto" w:fill="F2F2F0"/>
-          </w:tcPr>
-          <w:p>
-            <w:pPr>
-              <w:spacing w:after="20"/>
-            </w:pPr>
-            <w:r/>
-            <w:r>
-              <w:rPr>
-                <w:b/>
-                <w:i w:val="0"/>
-                <w:sz w:val="20"/>
-              </w:rPr>
-              <w:t>How large could the difference between the two groups be?</w:t>
-            </w:r>
-          </w:p>
-        </w:tc>
-        <w:tc>
-          <w:tcPr>
-            <w:tcW w:type="dxa" w:w="7030"/>
-          </w:tcPr>
-          <w:p>
-            <w:pPr>
-              <w:spacing w:after="20"/>
-            </w:pPr>
-            <w:r/>
+            </w:r>
+          </w:p>
+          <w:p>
+            <w:pPr>
+              <w:spacing w:after="20"/>
+            </w:pPr>
             <w:r>
               <w:rPr>
                 <w:b w:val="0"/>
                 <w:i w:val="0"/>
                 <w:sz w:val="21"/>
               </w:rPr>
-              <w:t>at least ________   –   at most ________ patients</w:t>
+              <w:t>Variant A (the muscles press the finger against the jaw):   at least ______   most likely ______   at most ______   successful in a hundred</w:t>
+            </w:r>
+          </w:p>
+          <w:p>
+            <w:pPr>
+              <w:spacing w:after="20"/>
+            </w:pPr>
+            <w:r>
+              <w:rPr>
+                <w:b w:val="0"/>
+                <w:i w:val="0"/>
+                <w:sz w:val="21"/>
+              </w:rPr>
+              <w:t>Variant B (the muscles push the finger outwards):   at least ______   most likely ______   at most ______   successful in a hundred</w:t>
+            </w:r>
+          </w:p>
+          <w:p>
+            <w:pPr>
+              <w:spacing w:after="20"/>
+            </w:pPr>
+            <w:r>
+              <w:rPr>
+                <w:b w:val="0"/>
+                <w:i w:val="0"/>
+                <w:sz w:val="21"/>
+              </w:rPr>
+            </w:r>
+          </w:p>
+          <w:p>
+            <w:pPr>
+              <w:spacing w:after="20"/>
+            </w:pPr>
+            <w:r>
+              <w:rPr>
+                <w:b w:val="0"/>
+                <w:i w:val="0"/>
+                <w:sz w:val="21"/>
+              </w:rPr>
+              <w:t>☐ I cannot estimate the size (I only mark the direction)</w:t>
             </w:r>
           </w:p>
         </w:tc>
@@ -6064,7 +6558,7 @@
                 <w:i w:val="0"/>
                 <w:sz w:val="20"/>
               </w:rPr>
-              <w:t>How sure are you? *</w:t>
+              <w:t>How sure are you that this is really the direction, and not the opposite? *</w:t>
             </w:r>
           </w:p>
         </w:tc>
@@ -6105,7 +6599,7 @@
                 <w:i w:val="0"/>
                 <w:sz w:val="20"/>
               </w:rPr>
-              <w:t>A hundred patients</w:t>
+              <w:t>A hundred patients: the most likely number and the limits</w:t>
             </w:r>
           </w:p>
         </w:tc>
@@ -6124,7 +6618,7 @@
                 <w:i w:val="0"/>
                 <w:sz w:val="21"/>
               </w:rPr>
-              <w:t>Variant A (covered by attached gingiva, well shaped, immobile):  ________ successful in a hundred</w:t>
+              <w:t>Imagine 100 patients with one variant and 100 with the other, otherwise similar patients, dentures made with the same care. How many will have a successful denture? Enter the most likely number, and next to it a lower and an upper limit such that in nineteen out of twenty similar estimates the true proportion would fall within them.</w:t>
             </w:r>
           </w:p>
           <w:p>
@@ -6137,48 +6631,57 @@
                 <w:i w:val="0"/>
                 <w:sz w:val="21"/>
               </w:rPr>
-              <w:t>Variant B (uncovered, fold-like, mobile):  ________ successful in a hundred</w:t>
-            </w:r>
-          </w:p>
-        </w:tc>
-      </w:tr>
-      <w:tr>
-        <w:tc>
-          <w:tcPr>
-            <w:tcW w:type="dxa" w:w="2835"/>
-            <w:shd w:val="clear" w:color="auto" w:fill="F2F2F0"/>
-          </w:tcPr>
-          <w:p>
-            <w:pPr>
-              <w:spacing w:after="20"/>
-            </w:pPr>
-            <w:r/>
-            <w:r>
-              <w:rPr>
-                <w:b/>
-                <w:i w:val="0"/>
-                <w:sz w:val="20"/>
-              </w:rPr>
-              <w:t>How large could the difference between the two groups be?</w:t>
-            </w:r>
-          </w:p>
-        </w:tc>
-        <w:tc>
-          <w:tcPr>
-            <w:tcW w:type="dxa" w:w="7030"/>
-          </w:tcPr>
-          <w:p>
-            <w:pPr>
-              <w:spacing w:after="20"/>
-            </w:pPr>
-            <w:r/>
+            </w:r>
+          </w:p>
+          <w:p>
+            <w:pPr>
+              <w:spacing w:after="20"/>
+            </w:pPr>
             <w:r>
               <w:rPr>
                 <w:b w:val="0"/>
                 <w:i w:val="0"/>
                 <w:sz w:val="21"/>
               </w:rPr>
-              <w:t>at least ________   –   at most ________ patients</w:t>
+              <w:t>Variant A (covered by attached gingiva, well shaped, immobile):   at least ______   most likely ______   at most ______   successful in a hundred</w:t>
+            </w:r>
+          </w:p>
+          <w:p>
+            <w:pPr>
+              <w:spacing w:after="20"/>
+            </w:pPr>
+            <w:r>
+              <w:rPr>
+                <w:b w:val="0"/>
+                <w:i w:val="0"/>
+                <w:sz w:val="21"/>
+              </w:rPr>
+              <w:t>Variant B (uncovered, fold-like, mobile):   at least ______   most likely ______   at most ______   successful in a hundred</w:t>
+            </w:r>
+          </w:p>
+          <w:p>
+            <w:pPr>
+              <w:spacing w:after="20"/>
+            </w:pPr>
+            <w:r>
+              <w:rPr>
+                <w:b w:val="0"/>
+                <w:i w:val="0"/>
+                <w:sz w:val="21"/>
+              </w:rPr>
+            </w:r>
+          </w:p>
+          <w:p>
+            <w:pPr>
+              <w:spacing w:after="20"/>
+            </w:pPr>
+            <w:r>
+              <w:rPr>
+                <w:b w:val="0"/>
+                <w:i w:val="0"/>
+                <w:sz w:val="21"/>
+              </w:rPr>
+              <w:t>☐ I cannot estimate the size (I only mark the direction)</w:t>
             </w:r>
           </w:p>
         </w:tc>
@@ -6456,7 +6959,7 @@
                 <w:i w:val="0"/>
                 <w:sz w:val="20"/>
               </w:rPr>
-              <w:t>How sure are you? *</w:t>
+              <w:t>How sure are you that this is really the direction, and not the opposite? *</w:t>
             </w:r>
           </w:p>
         </w:tc>
@@ -6497,7 +7000,7 @@
                 <w:i w:val="0"/>
                 <w:sz w:val="20"/>
               </w:rPr>
-              <w:t>A hundred patients</w:t>
+              <w:t>A hundred patients: the most likely number and the limits</w:t>
             </w:r>
           </w:p>
         </w:tc>
@@ -6516,7 +7019,7 @@
                 <w:i w:val="0"/>
                 <w:sz w:val="21"/>
               </w:rPr>
-              <w:t>Variant A (Angle Class I, normal relation):  ________ successful in a hundred</w:t>
+              <w:t>Imagine 100 patients with one variant and 100 with the other, otherwise similar patients, dentures made with the same care. How many will have a successful denture? Enter the most likely number, and next to it a lower and an upper limit such that in nineteen out of twenty similar estimates the true proportion would fall within them.</w:t>
             </w:r>
           </w:p>
           <w:p>
@@ -6529,48 +7032,57 @@
                 <w:i w:val="0"/>
                 <w:sz w:val="21"/>
               </w:rPr>
-              <w:t>Variant B (Angle Class II or III, deviating relation):  ________ successful in a hundred</w:t>
-            </w:r>
-          </w:p>
-        </w:tc>
-      </w:tr>
-      <w:tr>
-        <w:tc>
-          <w:tcPr>
-            <w:tcW w:type="dxa" w:w="2835"/>
-            <w:shd w:val="clear" w:color="auto" w:fill="F2F2F0"/>
-          </w:tcPr>
-          <w:p>
-            <w:pPr>
-              <w:spacing w:after="20"/>
-            </w:pPr>
-            <w:r/>
-            <w:r>
-              <w:rPr>
-                <w:b/>
-                <w:i w:val="0"/>
-                <w:sz w:val="20"/>
-              </w:rPr>
-              <w:t>How large could the difference between the two groups be?</w:t>
-            </w:r>
-          </w:p>
-        </w:tc>
-        <w:tc>
-          <w:tcPr>
-            <w:tcW w:type="dxa" w:w="7030"/>
-          </w:tcPr>
-          <w:p>
-            <w:pPr>
-              <w:spacing w:after="20"/>
-            </w:pPr>
-            <w:r/>
+            </w:r>
+          </w:p>
+          <w:p>
+            <w:pPr>
+              <w:spacing w:after="20"/>
+            </w:pPr>
             <w:r>
               <w:rPr>
                 <w:b w:val="0"/>
                 <w:i w:val="0"/>
                 <w:sz w:val="21"/>
               </w:rPr>
-              <w:t>at least ________   –   at most ________ patients</w:t>
+              <w:t>Variant A (Angle Class I, normal relation):   at least ______   most likely ______   at most ______   successful in a hundred</w:t>
+            </w:r>
+          </w:p>
+          <w:p>
+            <w:pPr>
+              <w:spacing w:after="20"/>
+            </w:pPr>
+            <w:r>
+              <w:rPr>
+                <w:b w:val="0"/>
+                <w:i w:val="0"/>
+                <w:sz w:val="21"/>
+              </w:rPr>
+              <w:t>Variant B (Angle Class II or III, deviating relation):   at least ______   most likely ______   at most ______   successful in a hundred</w:t>
+            </w:r>
+          </w:p>
+          <w:p>
+            <w:pPr>
+              <w:spacing w:after="20"/>
+            </w:pPr>
+            <w:r>
+              <w:rPr>
+                <w:b w:val="0"/>
+                <w:i w:val="0"/>
+                <w:sz w:val="21"/>
+              </w:rPr>
+            </w:r>
+          </w:p>
+          <w:p>
+            <w:pPr>
+              <w:spacing w:after="20"/>
+            </w:pPr>
+            <w:r>
+              <w:rPr>
+                <w:b w:val="0"/>
+                <w:i w:val="0"/>
+                <w:sz w:val="21"/>
+              </w:rPr>
+              <w:t>☐ I cannot estimate the size (I only mark the direction)</w:t>
             </w:r>
           </w:p>
         </w:tc>
@@ -6840,7 +7352,7 @@
                 <w:i w:val="0"/>
                 <w:sz w:val="20"/>
               </w:rPr>
-              <w:t>How sure are you? *</w:t>
+              <w:t>How sure are you that this is really the direction, and not the opposite? *</w:t>
             </w:r>
           </w:p>
         </w:tc>
@@ -6881,7 +7393,7 @@
                 <w:i w:val="0"/>
                 <w:sz w:val="20"/>
               </w:rPr>
-              <w:t>A hundred patients</w:t>
+              <w:t>A hundred patients: the most likely number and the limits</w:t>
             </w:r>
           </w:p>
         </w:tc>
@@ -6900,7 +7412,7 @@
                 <w:i w:val="0"/>
                 <w:sz w:val="21"/>
               </w:rPr>
-              <w:t>Variant A (softly bulging floor of the mouth):  ________ successful in a hundred</w:t>
+              <w:t>Imagine 100 patients with one variant and 100 with the other, otherwise similar patients, dentures made with the same care. How many will have a successful denture? Enter the most likely number, and next to it a lower and an upper limit such that in nineteen out of twenty similar estimates the true proportion would fall within them.</w:t>
             </w:r>
           </w:p>
           <w:p>
@@ -6913,48 +7425,57 @@
                 <w:i w:val="0"/>
                 <w:sz w:val="21"/>
               </w:rPr>
-              <w:t>Variant B (firm, bulging floor of the mouth):  ________ successful in a hundred</w:t>
-            </w:r>
-          </w:p>
-        </w:tc>
-      </w:tr>
-      <w:tr>
-        <w:tc>
-          <w:tcPr>
-            <w:tcW w:type="dxa" w:w="2835"/>
-            <w:shd w:val="clear" w:color="auto" w:fill="F2F2F0"/>
-          </w:tcPr>
-          <w:p>
-            <w:pPr>
-              <w:spacing w:after="20"/>
-            </w:pPr>
-            <w:r/>
-            <w:r>
-              <w:rPr>
-                <w:b/>
-                <w:i w:val="0"/>
-                <w:sz w:val="20"/>
-              </w:rPr>
-              <w:t>How large could the difference between the two groups be?</w:t>
-            </w:r>
-          </w:p>
-        </w:tc>
-        <w:tc>
-          <w:tcPr>
-            <w:tcW w:type="dxa" w:w="7030"/>
-          </w:tcPr>
-          <w:p>
-            <w:pPr>
-              <w:spacing w:after="20"/>
-            </w:pPr>
-            <w:r/>
+            </w:r>
+          </w:p>
+          <w:p>
+            <w:pPr>
+              <w:spacing w:after="20"/>
+            </w:pPr>
             <w:r>
               <w:rPr>
                 <w:b w:val="0"/>
                 <w:i w:val="0"/>
                 <w:sz w:val="21"/>
               </w:rPr>
-              <w:t>at least ________   –   at most ________ patients</w:t>
+              <w:t>Variant A (softly bulging floor of the mouth):   at least ______   most likely ______   at most ______   successful in a hundred</w:t>
+            </w:r>
+          </w:p>
+          <w:p>
+            <w:pPr>
+              <w:spacing w:after="20"/>
+            </w:pPr>
+            <w:r>
+              <w:rPr>
+                <w:b w:val="0"/>
+                <w:i w:val="0"/>
+                <w:sz w:val="21"/>
+              </w:rPr>
+              <w:t>Variant B (firm, bulging floor of the mouth):   at least ______   most likely ______   at most ______   successful in a hundred</w:t>
+            </w:r>
+          </w:p>
+          <w:p>
+            <w:pPr>
+              <w:spacing w:after="20"/>
+            </w:pPr>
+            <w:r>
+              <w:rPr>
+                <w:b w:val="0"/>
+                <w:i w:val="0"/>
+                <w:sz w:val="21"/>
+              </w:rPr>
+            </w:r>
+          </w:p>
+          <w:p>
+            <w:pPr>
+              <w:spacing w:after="20"/>
+            </w:pPr>
+            <w:r>
+              <w:rPr>
+                <w:b w:val="0"/>
+                <w:i w:val="0"/>
+                <w:sz w:val="21"/>
+              </w:rPr>
+              <w:t>☐ I cannot estimate the size (I only mark the direction)</w:t>
             </w:r>
           </w:p>
         </w:tc>
@@ -7219,7 +7740,7 @@
                 <w:i w:val="0"/>
                 <w:sz w:val="20"/>
               </w:rPr>
-              <w:t>How sure are you? *</w:t>
+              <w:t>How sure are you that this is really the direction, and not the opposite? *</w:t>
             </w:r>
           </w:p>
         </w:tc>
@@ -7260,7 +7781,7 @@
                 <w:i w:val="0"/>
                 <w:sz w:val="20"/>
               </w:rPr>
-              <w:t>A hundred patients</w:t>
+              <w:t>A hundred patients: the most likely number and the limits</w:t>
             </w:r>
           </w:p>
         </w:tc>
@@ -7279,7 +7800,7 @@
                 <w:i w:val="0"/>
                 <w:sz w:val="21"/>
               </w:rPr>
-              <w:t>Variant A (not palpable):  ________ successful in a hundred</w:t>
+              <w:t>Imagine 100 patients with one variant and 100 with the other, otherwise similar patients, dentures made with the same care. How many will have a successful denture? Enter the most likely number, and next to it a lower and an upper limit such that in nineteen out of twenty similar estimates the true proportion would fall within them.</w:t>
             </w:r>
           </w:p>
           <w:p>
@@ -7292,48 +7813,57 @@
                 <w:i w:val="0"/>
                 <w:sz w:val="21"/>
               </w:rPr>
-              <w:t>Variant B (palpable or tender to pressure):  ________ successful in a hundred</w:t>
-            </w:r>
-          </w:p>
-        </w:tc>
-      </w:tr>
-      <w:tr>
-        <w:tc>
-          <w:tcPr>
-            <w:tcW w:type="dxa" w:w="2835"/>
-            <w:shd w:val="clear" w:color="auto" w:fill="F2F2F0"/>
-          </w:tcPr>
-          <w:p>
-            <w:pPr>
-              <w:spacing w:after="20"/>
-            </w:pPr>
-            <w:r/>
-            <w:r>
-              <w:rPr>
-                <w:b/>
-                <w:i w:val="0"/>
-                <w:sz w:val="20"/>
-              </w:rPr>
-              <w:t>How large could the difference between the two groups be?</w:t>
-            </w:r>
-          </w:p>
-        </w:tc>
-        <w:tc>
-          <w:tcPr>
-            <w:tcW w:type="dxa" w:w="7030"/>
-          </w:tcPr>
-          <w:p>
-            <w:pPr>
-              <w:spacing w:after="20"/>
-            </w:pPr>
-            <w:r/>
+            </w:r>
+          </w:p>
+          <w:p>
+            <w:pPr>
+              <w:spacing w:after="20"/>
+            </w:pPr>
             <w:r>
               <w:rPr>
                 <w:b w:val="0"/>
                 <w:i w:val="0"/>
                 <w:sz w:val="21"/>
               </w:rPr>
-              <w:t>at least ________   –   at most ________ patients</w:t>
+              <w:t>Variant A (not palpable):   at least ______   most likely ______   at most ______   successful in a hundred</w:t>
+            </w:r>
+          </w:p>
+          <w:p>
+            <w:pPr>
+              <w:spacing w:after="20"/>
+            </w:pPr>
+            <w:r>
+              <w:rPr>
+                <w:b w:val="0"/>
+                <w:i w:val="0"/>
+                <w:sz w:val="21"/>
+              </w:rPr>
+              <w:t>Variant B (palpable or tender to pressure):   at least ______   most likely ______   at most ______   successful in a hundred</w:t>
+            </w:r>
+          </w:p>
+          <w:p>
+            <w:pPr>
+              <w:spacing w:after="20"/>
+            </w:pPr>
+            <w:r>
+              <w:rPr>
+                <w:b w:val="0"/>
+                <w:i w:val="0"/>
+                <w:sz w:val="21"/>
+              </w:rPr>
+            </w:r>
+          </w:p>
+          <w:p>
+            <w:pPr>
+              <w:spacing w:after="20"/>
+            </w:pPr>
+            <w:r>
+              <w:rPr>
+                <w:b w:val="0"/>
+                <w:i w:val="0"/>
+                <w:sz w:val="21"/>
+              </w:rPr>
+              <w:t>☐ I cannot estimate the size (I only mark the direction)</w:t>
             </w:r>
           </w:p>
         </w:tc>

--- a/PREDICT_technician_prior_form_EN.docx
+++ b/PREDICT_technician_prior_form_EN.docx
@@ -381,7 +381,7 @@
           <w:b w:val="0"/>
           <w:i w:val="0"/>
         </w:rPr>
-        <w:t>There are no right or wrong answers. We are not asking about the textbook but about your own experience from your work, even where it differs from what you were taught. If something cannot be judged from the cast, in the laboratory, mark that rather than guessing: that is valuable information too. Completing it takes about 25–35 minutes.</w:t>
+        <w:t>There are no right or wrong answers. We are not asking about the textbook but about your own experience from your work, even where it differs from what you were taught. If something cannot be judged from the cast, in the laboratory, mark that rather than guessing: that is valuable information too. Completing it takes about 35–45 minutes.</w:t>
       </w:r>
     </w:p>
     <w:p>

--- a/PREDICT_technician_prior_form_EN.docx
+++ b/PREDICT_technician_prior_form_EN.docx
@@ -398,7 +398,7 @@
           <w:b/>
           <w:i w:val="0"/>
         </w:rPr>
-        <w:t>A denture is successful if, in the six months after delivery, the patient wears it regularly, can eat with it, has no serious pain or pressure complaints, and is satisfied with it. Seen from the laboratory: it does not come back with complaints, for relining or for a remake.</w:t>
+        <w:t>A denture is successful if, three months after delivery, the patient has clearly improved compared with the old denture: chews better in the chewing test, and reports better oral-health-related quality of life on the two questionnaires (OHIP, GOHAI). We determine this as the joint, clinically noticeable improvement of the three measures; regular wear and the patient's satisfaction are reflected in it. This is measured on the patient; it is not always visible from the laboratory, so we ask for your estimate based on what you learn from the dentists' feedback and from the work that comes back.</w:t>
       </w:r>
     </w:p>
     <w:p>

--- a/PREDICT_technician_prior_form_EN.docx
+++ b/PREDICT_technician_prior_form_EN.docx
@@ -398,7 +398,7 @@
           <w:b/>
           <w:i w:val="0"/>
         </w:rPr>
-        <w:t>A denture is successful if, three months after delivery, the patient has clearly improved compared with the old denture: chews better in the chewing test, and reports better oral-health-related quality of life on the two questionnaires (OHIP, GOHAI). We determine this as the joint, clinically noticeable improvement of the three measures; regular wear and the patient's satisfaction are reflected in it. This is measured on the patient; it is not always visible from the laboratory, so we ask for your estimate based on what you learn from the dentists' feedback and from the work that comes back.</w:t>
+        <w:t>A denture is successful if, three months after delivery, the patient has improved compared with the old denture jointly and clinically noticeably in the chewing test and the two quality-of-life questionnaires (OHIP, GOHAI), and has not meaningfully worsened in any of them. The three improvements are counted together: on average at least one clinically noticeable step, without deterioration; regular wear and the patient's satisfaction are reflected in it. This is measured on the patient; it is not always visible from the laboratory, so we ask for your estimate based on what you learn from the dentists' feedback and from the work that comes back.</w:t>
       </w:r>
     </w:p>
     <w:p>

--- a/PREDICT_technician_prior_form_EN.docx
+++ b/PREDICT_technician_prior_form_EN.docx
@@ -2803,7 +2803,7 @@
                 <w:i w:val="0"/>
                 <w:sz w:val="21"/>
               </w:rPr>
-              <w:t>On the cast we measure the arch angle: a larger angle means a squarer arch, a smaller one a tapered, V-shaped arch.</w:t>
+              <w:t>Measured on the cast: the angle formed by the tuberosity, the canine point and the incisive papilla, on both sides, averaged over the two sides. A larger angle means a squarer, wider arch, a smaller one a tapering, V-shaped arch.</w:t>
             </w:r>
           </w:p>
         </w:tc>

--- a/PREDICT_technician_prior_form_EN.docx
+++ b/PREDICT_technician_prior_form_EN.docx
@@ -1859,7 +1859,45 @@
                 <w:i w:val="0"/>
                 <w:sz w:val="21"/>
               </w:rPr>
-              <w:t>☐ I cannot estimate the size (I only mark the direction)</w:t>
+              <w:t>If there is no meaningful difference: of 100 such patients, how many are successful with either variant? The most likely number and the limits are needed here too.</w:t>
+            </w:r>
+          </w:p>
+          <w:p>
+            <w:pPr>
+              <w:spacing w:after="20"/>
+            </w:pPr>
+            <w:r>
+              <w:rPr>
+                <w:b w:val="0"/>
+                <w:i w:val="0"/>
+                <w:sz w:val="21"/>
+              </w:rPr>
+              <w:t>For both variants:   at least ______   most likely ______   at most ______   successful in a hundred</w:t>
+            </w:r>
+          </w:p>
+          <w:p>
+            <w:pPr>
+              <w:spacing w:after="20"/>
+            </w:pPr>
+            <w:r>
+              <w:rPr>
+                <w:b w:val="0"/>
+                <w:i w:val="0"/>
+                <w:sz w:val="21"/>
+              </w:rPr>
+            </w:r>
+          </w:p>
+          <w:p>
+            <w:pPr>
+              <w:spacing w:after="20"/>
+            </w:pPr>
+            <w:r>
+              <w:rPr>
+                <w:b w:val="0"/>
+                <w:i w:val="0"/>
+                <w:sz w:val="21"/>
+              </w:rPr>
+              <w:t>☐ I cannot estimate the size (I only mark the direction)     When you choose “cannot judge”, no numbers are asked.</w:t>
             </w:r>
           </w:p>
         </w:tc>
@@ -2260,7 +2298,45 @@
                 <w:i w:val="0"/>
                 <w:sz w:val="21"/>
               </w:rPr>
-              <w:t>☐ I cannot estimate the size (I only mark the direction)</w:t>
+              <w:t>If there is no meaningful difference: of 100 such patients, how many are successful with either variant? The most likely number and the limits are needed here too.</w:t>
+            </w:r>
+          </w:p>
+          <w:p>
+            <w:pPr>
+              <w:spacing w:after="20"/>
+            </w:pPr>
+            <w:r>
+              <w:rPr>
+                <w:b w:val="0"/>
+                <w:i w:val="0"/>
+                <w:sz w:val="21"/>
+              </w:rPr>
+              <w:t>For both variants:   at least ______   most likely ______   at most ______   successful in a hundred</w:t>
+            </w:r>
+          </w:p>
+          <w:p>
+            <w:pPr>
+              <w:spacing w:after="20"/>
+            </w:pPr>
+            <w:r>
+              <w:rPr>
+                <w:b w:val="0"/>
+                <w:i w:val="0"/>
+                <w:sz w:val="21"/>
+              </w:rPr>
+            </w:r>
+          </w:p>
+          <w:p>
+            <w:pPr>
+              <w:spacing w:after="20"/>
+            </w:pPr>
+            <w:r>
+              <w:rPr>
+                <w:b w:val="0"/>
+                <w:i w:val="0"/>
+                <w:sz w:val="21"/>
+              </w:rPr>
+              <w:t>☐ I cannot estimate the size (I only mark the direction)     When you choose “cannot judge”, no numbers are asked.</w:t>
             </w:r>
           </w:p>
         </w:tc>
@@ -2640,7 +2716,45 @@
                 <w:i w:val="0"/>
                 <w:sz w:val="21"/>
               </w:rPr>
-              <w:t>☐ I cannot estimate the size (I only mark the direction)</w:t>
+              <w:t>If there is no meaningful difference: of 100 such patients, how many are successful with either variant? The most likely number and the limits are needed here too.</w:t>
+            </w:r>
+          </w:p>
+          <w:p>
+            <w:pPr>
+              <w:spacing w:after="20"/>
+            </w:pPr>
+            <w:r>
+              <w:rPr>
+                <w:b w:val="0"/>
+                <w:i w:val="0"/>
+                <w:sz w:val="21"/>
+              </w:rPr>
+              <w:t>For both variants:   at least ______   most likely ______   at most ______   successful in a hundred</w:t>
+            </w:r>
+          </w:p>
+          <w:p>
+            <w:pPr>
+              <w:spacing w:after="20"/>
+            </w:pPr>
+            <w:r>
+              <w:rPr>
+                <w:b w:val="0"/>
+                <w:i w:val="0"/>
+                <w:sz w:val="21"/>
+              </w:rPr>
+            </w:r>
+          </w:p>
+          <w:p>
+            <w:pPr>
+              <w:spacing w:after="20"/>
+            </w:pPr>
+            <w:r>
+              <w:rPr>
+                <w:b w:val="0"/>
+                <w:i w:val="0"/>
+                <w:sz w:val="21"/>
+              </w:rPr>
+              <w:t>☐ I cannot estimate the size (I only mark the direction)     When you choose “cannot judge”, no numbers are asked.</w:t>
             </w:r>
           </w:p>
         </w:tc>
@@ -3015,7 +3129,45 @@
                 <w:i w:val="0"/>
                 <w:sz w:val="21"/>
               </w:rPr>
-              <w:t>☐ I cannot estimate the size (I only mark the direction)</w:t>
+              <w:t>If there is no meaningful difference: of 100 such patients, how many are successful with either variant? The most likely number and the limits are needed here too.</w:t>
+            </w:r>
+          </w:p>
+          <w:p>
+            <w:pPr>
+              <w:spacing w:after="20"/>
+            </w:pPr>
+            <w:r>
+              <w:rPr>
+                <w:b w:val="0"/>
+                <w:i w:val="0"/>
+                <w:sz w:val="21"/>
+              </w:rPr>
+              <w:t>For both variants:   at least ______   most likely ______   at most ______   successful in a hundred</w:t>
+            </w:r>
+          </w:p>
+          <w:p>
+            <w:pPr>
+              <w:spacing w:after="20"/>
+            </w:pPr>
+            <w:r>
+              <w:rPr>
+                <w:b w:val="0"/>
+                <w:i w:val="0"/>
+                <w:sz w:val="21"/>
+              </w:rPr>
+            </w:r>
+          </w:p>
+          <w:p>
+            <w:pPr>
+              <w:spacing w:after="20"/>
+            </w:pPr>
+            <w:r>
+              <w:rPr>
+                <w:b w:val="0"/>
+                <w:i w:val="0"/>
+                <w:sz w:val="21"/>
+              </w:rPr>
+              <w:t>☐ I cannot estimate the size (I only mark the direction)     When you choose “cannot judge”, no numbers are asked.</w:t>
             </w:r>
           </w:p>
         </w:tc>
@@ -3395,7 +3547,45 @@
                 <w:i w:val="0"/>
                 <w:sz w:val="21"/>
               </w:rPr>
-              <w:t>☐ I cannot estimate the size (I only mark the direction)</w:t>
+              <w:t>If there is no meaningful difference: of 100 such patients, how many are successful with either variant? The most likely number and the limits are needed here too.</w:t>
+            </w:r>
+          </w:p>
+          <w:p>
+            <w:pPr>
+              <w:spacing w:after="20"/>
+            </w:pPr>
+            <w:r>
+              <w:rPr>
+                <w:b w:val="0"/>
+                <w:i w:val="0"/>
+                <w:sz w:val="21"/>
+              </w:rPr>
+              <w:t>For both variants:   at least ______   most likely ______   at most ______   successful in a hundred</w:t>
+            </w:r>
+          </w:p>
+          <w:p>
+            <w:pPr>
+              <w:spacing w:after="20"/>
+            </w:pPr>
+            <w:r>
+              <w:rPr>
+                <w:b w:val="0"/>
+                <w:i w:val="0"/>
+                <w:sz w:val="21"/>
+              </w:rPr>
+            </w:r>
+          </w:p>
+          <w:p>
+            <w:pPr>
+              <w:spacing w:after="20"/>
+            </w:pPr>
+            <w:r>
+              <w:rPr>
+                <w:b w:val="0"/>
+                <w:i w:val="0"/>
+                <w:sz w:val="21"/>
+              </w:rPr>
+              <w:t>☐ I cannot estimate the size (I only mark the direction)     When you choose “cannot judge”, no numbers are asked.</w:t>
             </w:r>
           </w:p>
         </w:tc>
@@ -3809,7 +3999,45 @@
                 <w:i w:val="0"/>
                 <w:sz w:val="21"/>
               </w:rPr>
-              <w:t>☐ I cannot estimate the size (I only mark the direction)</w:t>
+              <w:t>If there is no meaningful difference: of 100 such patients, how many are successful with either variant? The most likely number and the limits are needed here too.</w:t>
+            </w:r>
+          </w:p>
+          <w:p>
+            <w:pPr>
+              <w:spacing w:after="20"/>
+            </w:pPr>
+            <w:r>
+              <w:rPr>
+                <w:b w:val="0"/>
+                <w:i w:val="0"/>
+                <w:sz w:val="21"/>
+              </w:rPr>
+              <w:t>For both variants:   at least ______   most likely ______   at most ______   successful in a hundred</w:t>
+            </w:r>
+          </w:p>
+          <w:p>
+            <w:pPr>
+              <w:spacing w:after="20"/>
+            </w:pPr>
+            <w:r>
+              <w:rPr>
+                <w:b w:val="0"/>
+                <w:i w:val="0"/>
+                <w:sz w:val="21"/>
+              </w:rPr>
+            </w:r>
+          </w:p>
+          <w:p>
+            <w:pPr>
+              <w:spacing w:after="20"/>
+            </w:pPr>
+            <w:r>
+              <w:rPr>
+                <w:b w:val="0"/>
+                <w:i w:val="0"/>
+                <w:sz w:val="21"/>
+              </w:rPr>
+              <w:t>☐ I cannot estimate the size (I only mark the direction)     When you choose “cannot judge”, no numbers are asked.</w:t>
             </w:r>
           </w:p>
         </w:tc>
@@ -4243,7 +4471,45 @@
                 <w:i w:val="0"/>
                 <w:sz w:val="21"/>
               </w:rPr>
-              <w:t>☐ I cannot estimate the size (I only mark the direction)</w:t>
+              <w:t>If there is no meaningful difference: of 100 such patients, how many are successful with either variant? The most likely number and the limits are needed here too.</w:t>
+            </w:r>
+          </w:p>
+          <w:p>
+            <w:pPr>
+              <w:spacing w:after="20"/>
+            </w:pPr>
+            <w:r>
+              <w:rPr>
+                <w:b w:val="0"/>
+                <w:i w:val="0"/>
+                <w:sz w:val="21"/>
+              </w:rPr>
+              <w:t>For both variants:   at least ______   most likely ______   at most ______   successful in a hundred</w:t>
+            </w:r>
+          </w:p>
+          <w:p>
+            <w:pPr>
+              <w:spacing w:after="20"/>
+            </w:pPr>
+            <w:r>
+              <w:rPr>
+                <w:b w:val="0"/>
+                <w:i w:val="0"/>
+                <w:sz w:val="21"/>
+              </w:rPr>
+            </w:r>
+          </w:p>
+          <w:p>
+            <w:pPr>
+              <w:spacing w:after="20"/>
+            </w:pPr>
+            <w:r>
+              <w:rPr>
+                <w:b w:val="0"/>
+                <w:i w:val="0"/>
+                <w:sz w:val="21"/>
+              </w:rPr>
+              <w:t>☐ I cannot estimate the size (I only mark the direction)     When you choose “cannot judge”, no numbers are asked.</w:t>
             </w:r>
           </w:p>
         </w:tc>
@@ -4631,7 +4897,45 @@
                 <w:i w:val="0"/>
                 <w:sz w:val="21"/>
               </w:rPr>
-              <w:t>☐ I cannot estimate the size (I only mark the direction)</w:t>
+              <w:t>If there is no meaningful difference: of 100 such patients, how many are successful with either variant? The most likely number and the limits are needed here too.</w:t>
+            </w:r>
+          </w:p>
+          <w:p>
+            <w:pPr>
+              <w:spacing w:after="20"/>
+            </w:pPr>
+            <w:r>
+              <w:rPr>
+                <w:b w:val="0"/>
+                <w:i w:val="0"/>
+                <w:sz w:val="21"/>
+              </w:rPr>
+              <w:t>For both variants:   at least ______   most likely ______   at most ______   successful in a hundred</w:t>
+            </w:r>
+          </w:p>
+          <w:p>
+            <w:pPr>
+              <w:spacing w:after="20"/>
+            </w:pPr>
+            <w:r>
+              <w:rPr>
+                <w:b w:val="0"/>
+                <w:i w:val="0"/>
+                <w:sz w:val="21"/>
+              </w:rPr>
+            </w:r>
+          </w:p>
+          <w:p>
+            <w:pPr>
+              <w:spacing w:after="20"/>
+            </w:pPr>
+            <w:r>
+              <w:rPr>
+                <w:b w:val="0"/>
+                <w:i w:val="0"/>
+                <w:sz w:val="21"/>
+              </w:rPr>
+              <w:t>☐ I cannot estimate the size (I only mark the direction)     When you choose “cannot judge”, no numbers are asked.</w:t>
             </w:r>
           </w:p>
         </w:tc>
@@ -5024,7 +5328,45 @@
                 <w:i w:val="0"/>
                 <w:sz w:val="21"/>
               </w:rPr>
-              <w:t>☐ I cannot estimate the size (I only mark the direction)</w:t>
+              <w:t>If there is no meaningful difference: of 100 such patients, how many are successful with either variant? The most likely number and the limits are needed here too.</w:t>
+            </w:r>
+          </w:p>
+          <w:p>
+            <w:pPr>
+              <w:spacing w:after="20"/>
+            </w:pPr>
+            <w:r>
+              <w:rPr>
+                <w:b w:val="0"/>
+                <w:i w:val="0"/>
+                <w:sz w:val="21"/>
+              </w:rPr>
+              <w:t>For both variants:   at least ______   most likely ______   at most ______   successful in a hundred</w:t>
+            </w:r>
+          </w:p>
+          <w:p>
+            <w:pPr>
+              <w:spacing w:after="20"/>
+            </w:pPr>
+            <w:r>
+              <w:rPr>
+                <w:b w:val="0"/>
+                <w:i w:val="0"/>
+                <w:sz w:val="21"/>
+              </w:rPr>
+            </w:r>
+          </w:p>
+          <w:p>
+            <w:pPr>
+              <w:spacing w:after="20"/>
+            </w:pPr>
+            <w:r>
+              <w:rPr>
+                <w:b w:val="0"/>
+                <w:i w:val="0"/>
+                <w:sz w:val="21"/>
+              </w:rPr>
+              <w:t>☐ I cannot estimate the size (I only mark the direction)     When you choose “cannot judge”, no numbers are asked.</w:t>
             </w:r>
           </w:p>
         </w:tc>
@@ -5507,7 +5849,45 @@
                 <w:i w:val="0"/>
                 <w:sz w:val="21"/>
               </w:rPr>
-              <w:t>☐ I cannot estimate the size (I only mark the direction)</w:t>
+              <w:t>If there is no meaningful difference: of 100 such patients, how many are successful with either variant? The most likely number and the limits are needed here too.</w:t>
+            </w:r>
+          </w:p>
+          <w:p>
+            <w:pPr>
+              <w:spacing w:after="20"/>
+            </w:pPr>
+            <w:r>
+              <w:rPr>
+                <w:b w:val="0"/>
+                <w:i w:val="0"/>
+                <w:sz w:val="21"/>
+              </w:rPr>
+              <w:t>For both variants:   at least ______   most likely ______   at most ______   successful in a hundred</w:t>
+            </w:r>
+          </w:p>
+          <w:p>
+            <w:pPr>
+              <w:spacing w:after="20"/>
+            </w:pPr>
+            <w:r>
+              <w:rPr>
+                <w:b w:val="0"/>
+                <w:i w:val="0"/>
+                <w:sz w:val="21"/>
+              </w:rPr>
+            </w:r>
+          </w:p>
+          <w:p>
+            <w:pPr>
+              <w:spacing w:after="20"/>
+            </w:pPr>
+            <w:r>
+              <w:rPr>
+                <w:b w:val="0"/>
+                <w:i w:val="0"/>
+                <w:sz w:val="21"/>
+              </w:rPr>
+              <w:t>☐ I cannot estimate the size (I only mark the direction)     When you choose “cannot judge”, no numbers are asked.</w:t>
             </w:r>
           </w:p>
         </w:tc>
@@ -5900,7 +6280,45 @@
                 <w:i w:val="0"/>
                 <w:sz w:val="21"/>
               </w:rPr>
-              <w:t>☐ I cannot estimate the size (I only mark the direction)</w:t>
+              <w:t>If there is no meaningful difference: of 100 such patients, how many are successful with either variant? The most likely number and the limits are needed here too.</w:t>
+            </w:r>
+          </w:p>
+          <w:p>
+            <w:pPr>
+              <w:spacing w:after="20"/>
+            </w:pPr>
+            <w:r>
+              <w:rPr>
+                <w:b w:val="0"/>
+                <w:i w:val="0"/>
+                <w:sz w:val="21"/>
+              </w:rPr>
+              <w:t>For both variants:   at least ______   most likely ______   at most ______   successful in a hundred</w:t>
+            </w:r>
+          </w:p>
+          <w:p>
+            <w:pPr>
+              <w:spacing w:after="20"/>
+            </w:pPr>
+            <w:r>
+              <w:rPr>
+                <w:b w:val="0"/>
+                <w:i w:val="0"/>
+                <w:sz w:val="21"/>
+              </w:rPr>
+            </w:r>
+          </w:p>
+          <w:p>
+            <w:pPr>
+              <w:spacing w:after="20"/>
+            </w:pPr>
+            <w:r>
+              <w:rPr>
+                <w:b w:val="0"/>
+                <w:i w:val="0"/>
+                <w:sz w:val="21"/>
+              </w:rPr>
+              <w:t>☐ I cannot estimate the size (I only mark the direction)     When you choose “cannot judge”, no numbers are asked.</w:t>
             </w:r>
           </w:p>
         </w:tc>
@@ -6288,7 +6706,45 @@
                 <w:i w:val="0"/>
                 <w:sz w:val="21"/>
               </w:rPr>
-              <w:t>☐ I cannot estimate the size (I only mark the direction)</w:t>
+              <w:t>If there is no meaningful difference: of 100 such patients, how many are successful with either variant? The most likely number and the limits are needed here too.</w:t>
+            </w:r>
+          </w:p>
+          <w:p>
+            <w:pPr>
+              <w:spacing w:after="20"/>
+            </w:pPr>
+            <w:r>
+              <w:rPr>
+                <w:b w:val="0"/>
+                <w:i w:val="0"/>
+                <w:sz w:val="21"/>
+              </w:rPr>
+              <w:t>For both variants:   at least ______   most likely ______   at most ______   successful in a hundred</w:t>
+            </w:r>
+          </w:p>
+          <w:p>
+            <w:pPr>
+              <w:spacing w:after="20"/>
+            </w:pPr>
+            <w:r>
+              <w:rPr>
+                <w:b w:val="0"/>
+                <w:i w:val="0"/>
+                <w:sz w:val="21"/>
+              </w:rPr>
+            </w:r>
+          </w:p>
+          <w:p>
+            <w:pPr>
+              <w:spacing w:after="20"/>
+            </w:pPr>
+            <w:r>
+              <w:rPr>
+                <w:b w:val="0"/>
+                <w:i w:val="0"/>
+                <w:sz w:val="21"/>
+              </w:rPr>
+              <w:t>☐ I cannot estimate the size (I only mark the direction)     When you choose “cannot judge”, no numbers are asked.</w:t>
             </w:r>
           </w:p>
         </w:tc>
@@ -6681,7 +7137,45 @@
                 <w:i w:val="0"/>
                 <w:sz w:val="21"/>
               </w:rPr>
-              <w:t>☐ I cannot estimate the size (I only mark the direction)</w:t>
+              <w:t>If there is no meaningful difference: of 100 such patients, how many are successful with either variant? The most likely number and the limits are needed here too.</w:t>
+            </w:r>
+          </w:p>
+          <w:p>
+            <w:pPr>
+              <w:spacing w:after="20"/>
+            </w:pPr>
+            <w:r>
+              <w:rPr>
+                <w:b w:val="0"/>
+                <w:i w:val="0"/>
+                <w:sz w:val="21"/>
+              </w:rPr>
+              <w:t>For both variants:   at least ______   most likely ______   at most ______   successful in a hundred</w:t>
+            </w:r>
+          </w:p>
+          <w:p>
+            <w:pPr>
+              <w:spacing w:after="20"/>
+            </w:pPr>
+            <w:r>
+              <w:rPr>
+                <w:b w:val="0"/>
+                <w:i w:val="0"/>
+                <w:sz w:val="21"/>
+              </w:rPr>
+            </w:r>
+          </w:p>
+          <w:p>
+            <w:pPr>
+              <w:spacing w:after="20"/>
+            </w:pPr>
+            <w:r>
+              <w:rPr>
+                <w:b w:val="0"/>
+                <w:i w:val="0"/>
+                <w:sz w:val="21"/>
+              </w:rPr>
+              <w:t>☐ I cannot estimate the size (I only mark the direction)     When you choose “cannot judge”, no numbers are asked.</w:t>
             </w:r>
           </w:p>
         </w:tc>
@@ -7082,7 +7576,45 @@
                 <w:i w:val="0"/>
                 <w:sz w:val="21"/>
               </w:rPr>
-              <w:t>☐ I cannot estimate the size (I only mark the direction)</w:t>
+              <w:t>If there is no meaningful difference: of 100 such patients, how many are successful with either variant? The most likely number and the limits are needed here too.</w:t>
+            </w:r>
+          </w:p>
+          <w:p>
+            <w:pPr>
+              <w:spacing w:after="20"/>
+            </w:pPr>
+            <w:r>
+              <w:rPr>
+                <w:b w:val="0"/>
+                <w:i w:val="0"/>
+                <w:sz w:val="21"/>
+              </w:rPr>
+              <w:t>For both variants:   at least ______   most likely ______   at most ______   successful in a hundred</w:t>
+            </w:r>
+          </w:p>
+          <w:p>
+            <w:pPr>
+              <w:spacing w:after="20"/>
+            </w:pPr>
+            <w:r>
+              <w:rPr>
+                <w:b w:val="0"/>
+                <w:i w:val="0"/>
+                <w:sz w:val="21"/>
+              </w:rPr>
+            </w:r>
+          </w:p>
+          <w:p>
+            <w:pPr>
+              <w:spacing w:after="20"/>
+            </w:pPr>
+            <w:r>
+              <w:rPr>
+                <w:b w:val="0"/>
+                <w:i w:val="0"/>
+                <w:sz w:val="21"/>
+              </w:rPr>
+              <w:t>☐ I cannot estimate the size (I only mark the direction)     When you choose “cannot judge”, no numbers are asked.</w:t>
             </w:r>
           </w:p>
         </w:tc>
@@ -7475,7 +8007,45 @@
                 <w:i w:val="0"/>
                 <w:sz w:val="21"/>
               </w:rPr>
-              <w:t>☐ I cannot estimate the size (I only mark the direction)</w:t>
+              <w:t>If there is no meaningful difference: of 100 such patients, how many are successful with either variant? The most likely number and the limits are needed here too.</w:t>
+            </w:r>
+          </w:p>
+          <w:p>
+            <w:pPr>
+              <w:spacing w:after="20"/>
+            </w:pPr>
+            <w:r>
+              <w:rPr>
+                <w:b w:val="0"/>
+                <w:i w:val="0"/>
+                <w:sz w:val="21"/>
+              </w:rPr>
+              <w:t>For both variants:   at least ______   most likely ______   at most ______   successful in a hundred</w:t>
+            </w:r>
+          </w:p>
+          <w:p>
+            <w:pPr>
+              <w:spacing w:after="20"/>
+            </w:pPr>
+            <w:r>
+              <w:rPr>
+                <w:b w:val="0"/>
+                <w:i w:val="0"/>
+                <w:sz w:val="21"/>
+              </w:rPr>
+            </w:r>
+          </w:p>
+          <w:p>
+            <w:pPr>
+              <w:spacing w:after="20"/>
+            </w:pPr>
+            <w:r>
+              <w:rPr>
+                <w:b w:val="0"/>
+                <w:i w:val="0"/>
+                <w:sz w:val="21"/>
+              </w:rPr>
+              <w:t>☐ I cannot estimate the size (I only mark the direction)     When you choose “cannot judge”, no numbers are asked.</w:t>
             </w:r>
           </w:p>
         </w:tc>
@@ -7863,7 +8433,45 @@
                 <w:i w:val="0"/>
                 <w:sz w:val="21"/>
               </w:rPr>
-              <w:t>☐ I cannot estimate the size (I only mark the direction)</w:t>
+              <w:t>If there is no meaningful difference: of 100 such patients, how many are successful with either variant? The most likely number and the limits are needed here too.</w:t>
+            </w:r>
+          </w:p>
+          <w:p>
+            <w:pPr>
+              <w:spacing w:after="20"/>
+            </w:pPr>
+            <w:r>
+              <w:rPr>
+                <w:b w:val="0"/>
+                <w:i w:val="0"/>
+                <w:sz w:val="21"/>
+              </w:rPr>
+              <w:t>For both variants:   at least ______   most likely ______   at most ______   successful in a hundred</w:t>
+            </w:r>
+          </w:p>
+          <w:p>
+            <w:pPr>
+              <w:spacing w:after="20"/>
+            </w:pPr>
+            <w:r>
+              <w:rPr>
+                <w:b w:val="0"/>
+                <w:i w:val="0"/>
+                <w:sz w:val="21"/>
+              </w:rPr>
+            </w:r>
+          </w:p>
+          <w:p>
+            <w:pPr>
+              <w:spacing w:after="20"/>
+            </w:pPr>
+            <w:r>
+              <w:rPr>
+                <w:b w:val="0"/>
+                <w:i w:val="0"/>
+                <w:sz w:val="21"/>
+              </w:rPr>
+              <w:t>☐ I cannot estimate the size (I only mark the direction)     When you choose “cannot judge”, no numbers are asked.</w:t>
             </w:r>
           </w:p>
         </w:tc>

--- a/PREDICT_technician_prior_form_EN.docx
+++ b/PREDICT_technician_prior_form_EN.docx
@@ -6979,7 +6979,7 @@
                 <w:i w:val="0"/>
                 <w:sz w:val="21"/>
               </w:rPr>
-              <w:t>☐ Variant B is worse:  uncovered, fold-like, mobile</w:t>
+              <w:t>☐ Variant B is worse:  not covered by firm gingiva, fold-like, mobile tuberculum</w:t>
             </w:r>
           </w:p>
           <w:p>
@@ -7112,7 +7112,7 @@
                 <w:i w:val="0"/>
                 <w:sz w:val="21"/>
               </w:rPr>
-              <w:t>Variant B (uncovered, fold-like, mobile):   at least ______   most likely ______   at most ______   successful in a hundred</w:t>
+              <w:t>Variant B (not covered by firm gingiva, fold-like, mobile tuberculum):   at least ______   most likely ______   at most ______   successful in a hundred</w:t>
             </w:r>
           </w:p>
           <w:p>
@@ -7406,19 +7406,6 @@
                 <w:sz w:val="21"/>
               </w:rPr>
               <w:t>☐ Variant B is worse:  Angle Class II or III, deviating relation</w:t>
-            </w:r>
-          </w:p>
-          <w:p>
-            <w:pPr>
-              <w:spacing w:after="20"/>
-            </w:pPr>
-            <w:r>
-              <w:rPr>
-                <w:b w:val="0"/>
-                <w:i w:val="0"/>
-                <w:sz w:val="21"/>
-              </w:rPr>
-              <w:t>☐ Neither: the middle is best, both extremes are worse</w:t>
             </w:r>
           </w:p>
           <w:p>
@@ -8618,7 +8605,7 @@
                 <w:i w:val="0"/>
                 <w:sz w:val="20"/>
               </w:rPr>
-              <w:t>The five most important</w:t>
+              <w:t>Upper jaw</w:t>
             </w:r>
           </w:p>
         </w:tc>
@@ -8637,7 +8624,7 @@
                 <w:i w:val="0"/>
                 <w:sz w:val="21"/>
               </w:rPr>
-              <w:t>Which five features matter most for the success of the denture? Start with the most important.</w:t>
+              <w:t>Upper jaw: which three features matter most? Start with the most important.</w:t>
             </w:r>
           </w:p>
           <w:p>
@@ -8662,7 +8649,7 @@
                 <w:i w:val="0"/>
                 <w:sz w:val="21"/>
               </w:rPr>
-              <w:t>1. ________   2. ________   3. ________   4. ________   5. ________</w:t>
+              <w:t>1. ________   2. ________   3. ________</w:t>
             </w:r>
           </w:p>
           <w:p>
@@ -8687,7 +8674,98 @@
                 <w:i w:val="0"/>
                 <w:sz w:val="21"/>
               </w:rPr>
-              <w:t>F1 = Height of the upper ridge   F2 = Undercut areas of the upper jaw   F3 = Height of the palate   F4 = Shape of the upper ridge arch   F5 = Flabby ridge in the upper jaw   F6 = Position of the upper and lower ridge crests relative to each other   F7 = Torus palatinus   F8 = What opposes the upper denture (antagonist)   A1 = Shape and height of the lower ridge (Kaán classification)   A3 = The buccinator pouch   A4 = Torus mandibularis   A5 = The lingual pouch during swallowing   TUB = The retromolar pad (tuberculum alveolare mandibulae)   A10 = Sagittal relation of the jaws   A11 = The floor of the mouth   A12 = Genial tubercles (spinae mentales)</w:t>
+              <w:t>F1 = Height of the upper ridge   F2 = Undercut areas of the upper jaw   F3 = Height of the palate   F4 = Shape of the upper ridge arch   F5 = Flabby ridge in the upper jaw   F6 = Position of the upper and lower ridge crests relative to each other   F7 = Torus palatinus   F8 = What opposes the upper denture (antagonist)</w:t>
+            </w:r>
+          </w:p>
+        </w:tc>
+      </w:tr>
+      <w:tr>
+        <w:tc>
+          <w:tcPr>
+            <w:tcW w:type="dxa" w:w="2835"/>
+            <w:shd w:val="clear" w:color="auto" w:fill="F2F2F0"/>
+          </w:tcPr>
+          <w:p>
+            <w:pPr>
+              <w:spacing w:after="20"/>
+            </w:pPr>
+            <w:r/>
+            <w:r>
+              <w:rPr>
+                <w:b/>
+                <w:i w:val="0"/>
+                <w:sz w:val="20"/>
+              </w:rPr>
+              <w:t>Lower jaw</w:t>
+            </w:r>
+          </w:p>
+        </w:tc>
+        <w:tc>
+          <w:tcPr>
+            <w:tcW w:type="dxa" w:w="7030"/>
+          </w:tcPr>
+          <w:p>
+            <w:pPr>
+              <w:spacing w:after="20"/>
+            </w:pPr>
+            <w:r/>
+            <w:r>
+              <w:rPr>
+                <w:b w:val="0"/>
+                <w:i w:val="0"/>
+                <w:sz w:val="21"/>
+              </w:rPr>
+              <w:t>Lower jaw: which three features matter most? Start with the most important.</w:t>
+            </w:r>
+          </w:p>
+          <w:p>
+            <w:pPr>
+              <w:spacing w:after="20"/>
+            </w:pPr>
+            <w:r>
+              <w:rPr>
+                <w:b w:val="0"/>
+                <w:i w:val="0"/>
+                <w:sz w:val="21"/>
+              </w:rPr>
+            </w:r>
+          </w:p>
+          <w:p>
+            <w:pPr>
+              <w:spacing w:after="20"/>
+            </w:pPr>
+            <w:r>
+              <w:rPr>
+                <w:b w:val="0"/>
+                <w:i w:val="0"/>
+                <w:sz w:val="21"/>
+              </w:rPr>
+              <w:t>1. ________   2. ________   3. ________</w:t>
+            </w:r>
+          </w:p>
+          <w:p>
+            <w:pPr>
+              <w:spacing w:after="20"/>
+            </w:pPr>
+            <w:r>
+              <w:rPr>
+                <w:b w:val="0"/>
+                <w:i w:val="0"/>
+                <w:sz w:val="21"/>
+              </w:rPr>
+            </w:r>
+          </w:p>
+          <w:p>
+            <w:pPr>
+              <w:spacing w:after="20"/>
+            </w:pPr>
+            <w:r>
+              <w:rPr>
+                <w:b w:val="0"/>
+                <w:i w:val="0"/>
+                <w:sz w:val="21"/>
+              </w:rPr>
+              <w:t>A1 = Shape and height of the lower ridge (Kaán classification)   A3 = The buccinator pouch   A4 = Torus mandibularis   A5 = The lingual pouch during swallowing   TUB = The retromolar pad (tuberculum alveolare mandibulae)   A10 = Sagittal relation of the jaws   A11 = The floor of the mouth   A12 = Genial tubercles (spinae mentales)</w:t>
             </w:r>
           </w:p>
         </w:tc>

--- a/PREDICT_technician_prior_form_EN.docx
+++ b/PREDICT_technician_prior_form_EN.docx
@@ -508,6 +508,68 @@
         <w:pStyle w:val="Heading2"/>
       </w:pPr>
       <w:r>
+        <w:t>What you get for taking part</w:t>
+      </w:r>
+    </w:p>
+    <w:p>
+      <w:r>
+        <w:rPr>
+          <w:b w:val="0"/>
+          <w:i w:val="0"/>
+        </w:rPr>
+        <w:t>Participation is voluntary and unpaid. What we can offer in return:</w:t>
+      </w:r>
+    </w:p>
+    <w:p>
+      <w:pPr>
+        <w:pStyle w:val="ListNumber"/>
+        <w:spacing w:after="40"/>
+      </w:pPr>
+      <w:r>
+        <w:rPr>
+          <w:b/>
+        </w:rPr>
+        <w:t>A comparison with your colleagues.</w:t>
+      </w:r>
+      <w:r>
+        <w:t xml:space="preserve"> After you submit, and once at least 5 colleagues have answered, your answers page shows, feature by feature, how the other participants judged it: how many found one or the other variant worse, how sure they were, and how many patients in a hundred they expected to succeed. Colleagues' answers appear only pooled, without names.</w:t>
+      </w:r>
+    </w:p>
+    <w:p>
+      <w:pPr>
+        <w:pStyle w:val="ListNumber"/>
+        <w:spacing w:after="40"/>
+      </w:pPr>
+      <w:r>
+        <w:rPr>
+          <w:b/>
+        </w:rPr>
+        <w:t>The results.</w:t>
+      </w:r>
+      <w:r>
+        <w:t xml:space="preserve"> After the survey closes we send every participant the summary of the pooled expert opinion and, when the patient data have been analysed, where the measurements confirmed experience and where they contradicted it. You will receive the publication when it appears.</w:t>
+      </w:r>
+    </w:p>
+    <w:p>
+      <w:pPr>
+        <w:pStyle w:val="ListNumber"/>
+        <w:spacing w:after="40"/>
+      </w:pPr>
+      <w:r>
+        <w:rPr>
+          <w:b/>
+        </w:rPr>
+        <w:t>Recognition.</w:t>
+      </w:r>
+      <w:r>
+        <w:t xml:space="preserve"> If you wish, you are named among the participating experts in the acknowledgements of the publication; your answers remain anonymous regardless.</w:t>
+      </w:r>
+    </w:p>
+    <w:p>
+      <w:pPr>
+        <w:pStyle w:val="Heading2"/>
+      </w:pPr>
+      <w:r>
         <w:t>Data handling</w:t>
       </w:r>
     </w:p>
@@ -9005,6 +9067,47 @@
                 <w:sz w:val="21"/>
               </w:rPr>
               <w:t>☐ 1 · very unsure     ☐ 2     ☐ 3     ☐ 4     ☐ 5 · very confident</w:t>
+            </w:r>
+          </w:p>
+        </w:tc>
+      </w:tr>
+      <w:tr>
+        <w:tc>
+          <w:tcPr>
+            <w:tcW w:type="dxa" w:w="2835"/>
+            <w:shd w:val="clear" w:color="auto" w:fill="F2F2F0"/>
+          </w:tcPr>
+          <w:p>
+            <w:pPr>
+              <w:spacing w:after="20"/>
+            </w:pPr>
+            <w:r/>
+            <w:r>
+              <w:rPr>
+                <w:b/>
+                <w:i w:val="0"/>
+                <w:sz w:val="20"/>
+              </w:rPr>
+              <w:t>Acknowledgement</w:t>
+            </w:r>
+          </w:p>
+        </w:tc>
+        <w:tc>
+          <w:tcPr>
+            <w:tcW w:type="dxa" w:w="7030"/>
+          </w:tcPr>
+          <w:p>
+            <w:pPr>
+              <w:spacing w:after="20"/>
+            </w:pPr>
+            <w:r/>
+            <w:r>
+              <w:rPr>
+                <w:b w:val="0"/>
+                <w:i w:val="0"/>
+                <w:sz w:val="21"/>
+              </w:rPr>
+              <w:t>☐ I may be named among the participating experts in the acknowledgements of the publication (my answers remain anonymous).</w:t>
             </w:r>
           </w:p>
         </w:tc>
